--- a/fuentes/CFA2_22846_DU.docx
+++ b/fuentes/CFA2_22846_DU.docx
@@ -40,7 +40,7 @@
                     </pic:cNvPicPr>
                   </pic:nvPicPr>
                   <pic:blipFill>
-                    <a:blip r:embed="rId8">
+                    <a:blip r:embed="rId11">
                       <a:extLst>
                         <a:ext uri="{28A0092B-C50C-407E-A947-70E740481C1C}">
                           <a14:useLocalDpi xmlns:a14="http://schemas.microsoft.com/office/drawing/2010/main" val="0"/>
@@ -1042,7 +1042,7 @@
             <w:noProof/>
             <w:webHidden/>
           </w:rPr>
-          <w:t>15</w:t>
+          <w:t>14</w:t>
         </w:r>
         <w:r>
           <w:rPr>
@@ -1132,7 +1132,7 @@
             <w:noProof/>
             <w:webHidden/>
           </w:rPr>
-          <w:t>18</w:t>
+          <w:t>17</w:t>
         </w:r>
         <w:r>
           <w:rPr>
@@ -1222,7 +1222,7 @@
             <w:noProof/>
             <w:webHidden/>
           </w:rPr>
-          <w:t>18</w:t>
+          <w:t>17</w:t>
         </w:r>
         <w:r>
           <w:rPr>
@@ -1312,7 +1312,7 @@
             <w:noProof/>
             <w:webHidden/>
           </w:rPr>
-          <w:t>20</w:t>
+          <w:t>19</w:t>
         </w:r>
         <w:r>
           <w:rPr>
@@ -1402,7 +1402,7 @@
             <w:noProof/>
             <w:webHidden/>
           </w:rPr>
-          <w:t>22</w:t>
+          <w:t>21</w:t>
         </w:r>
         <w:r>
           <w:rPr>
@@ -1492,7 +1492,7 @@
             <w:noProof/>
             <w:webHidden/>
           </w:rPr>
-          <w:t>24</w:t>
+          <w:t>22</w:t>
         </w:r>
         <w:r>
           <w:rPr>
@@ -1582,7 +1582,7 @@
             <w:noProof/>
             <w:webHidden/>
           </w:rPr>
-          <w:t>26</w:t>
+          <w:t>25</w:t>
         </w:r>
         <w:r>
           <w:rPr>
@@ -1672,7 +1672,7 @@
             <w:noProof/>
             <w:webHidden/>
           </w:rPr>
-          <w:t>27</w:t>
+          <w:t>26</w:t>
         </w:r>
         <w:r>
           <w:rPr>
@@ -1762,7 +1762,7 @@
             <w:noProof/>
             <w:webHidden/>
           </w:rPr>
-          <w:t>29</w:t>
+          <w:t>28</w:t>
         </w:r>
         <w:r>
           <w:rPr>
@@ -1852,7 +1852,7 @@
             <w:noProof/>
             <w:webHidden/>
           </w:rPr>
-          <w:t>31</w:t>
+          <w:t>30</w:t>
         </w:r>
         <w:r>
           <w:rPr>
@@ -1942,7 +1942,7 @@
             <w:noProof/>
             <w:webHidden/>
           </w:rPr>
-          <w:t>33</w:t>
+          <w:t>32</w:t>
         </w:r>
         <w:r>
           <w:rPr>
@@ -2032,7 +2032,7 @@
             <w:noProof/>
             <w:webHidden/>
           </w:rPr>
-          <w:t>36</w:t>
+          <w:t>35</w:t>
         </w:r>
         <w:r>
           <w:rPr>
@@ -2122,7 +2122,7 @@
             <w:noProof/>
             <w:webHidden/>
           </w:rPr>
-          <w:t>38</w:t>
+          <w:t>37</w:t>
         </w:r>
         <w:r>
           <w:rPr>
@@ -2212,7 +2212,7 @@
             <w:noProof/>
             <w:webHidden/>
           </w:rPr>
-          <w:t>41</w:t>
+          <w:t>40</w:t>
         </w:r>
         <w:r>
           <w:rPr>
@@ -2302,7 +2302,7 @@
             <w:noProof/>
             <w:webHidden/>
           </w:rPr>
-          <w:t>44</w:t>
+          <w:t>42</w:t>
         </w:r>
         <w:r>
           <w:rPr>
@@ -2392,7 +2392,7 @@
             <w:noProof/>
             <w:webHidden/>
           </w:rPr>
-          <w:t>47</w:t>
+          <w:t>45</w:t>
         </w:r>
         <w:r>
           <w:rPr>
@@ -2464,7 +2464,7 @@
             <w:noProof/>
             <w:webHidden/>
           </w:rPr>
-          <w:t>49</w:t>
+          <w:t>47</w:t>
         </w:r>
         <w:r>
           <w:rPr>
@@ -2536,7 +2536,7 @@
             <w:noProof/>
             <w:webHidden/>
           </w:rPr>
-          <w:t>50</w:t>
+          <w:t>48</w:t>
         </w:r>
         <w:r>
           <w:rPr>
@@ -2609,7 +2609,7 @@
             <w:noProof/>
             <w:webHidden/>
           </w:rPr>
-          <w:t>52</w:t>
+          <w:t>50</w:t>
         </w:r>
         <w:r>
           <w:rPr>
@@ -2681,7 +2681,7 @@
             <w:noProof/>
             <w:webHidden/>
           </w:rPr>
-          <w:t>53</w:t>
+          <w:t>51</w:t>
         </w:r>
         <w:r>
           <w:rPr>
@@ -2847,24 +2847,9 @@
     <w:p>
       <w:pPr>
         <w:pStyle w:val="Video"/>
+        <w:ind w:left="0" w:firstLine="0"/>
         <w:rPr>
           <w:rStyle w:val="Extranjerismo"/>
-        </w:rPr>
-      </w:pPr>
-      <w:r>
-        <w:t xml:space="preserve">Análisis, especificación y validación de requisitos de </w:t>
-      </w:r>
-      <w:r>
-        <w:rPr>
-          <w:rStyle w:val="Extranjerismo"/>
-        </w:rPr>
-        <w:t>software</w:t>
-      </w:r>
-    </w:p>
-    <w:p>
-      <w:pPr>
-        <w:rPr>
-          <w:lang w:val="en-US"/>
         </w:rPr>
       </w:pPr>
       <w:r>
@@ -2873,16 +2858,18 @@
           <w:lang w:val="en-US"/>
         </w:rPr>
         <w:drawing>
-          <wp:inline distT="0" distB="0" distL="0" distR="0" wp14:anchorId="331DCA27" wp14:editId="369E651F">
-            <wp:extent cx="4809985" cy="2705616"/>
-            <wp:effectExtent l="0" t="0" r="0" b="0"/>
-            <wp:docPr id="5" name="Imagen 5">
-              <a:extLst xmlns:a="http://schemas.openxmlformats.org/drawingml/2006/main">
-                <a:ext uri="{C183D7F6-B498-43B3-948B-1728B52AA6E4}">
-                  <adec:decorative xmlns:adec="http://schemas.microsoft.com/office/drawing/2017/decorative" val="1"/>
-                </a:ext>
-              </a:extLst>
-            </wp:docPr>
+          <wp:anchor distT="0" distB="0" distL="114300" distR="114300" simplePos="0" relativeHeight="251659264" behindDoc="0" locked="0" layoutInCell="1" allowOverlap="1" wp14:anchorId="575D2D1C" wp14:editId="088669E6">
+            <wp:simplePos x="0" y="0"/>
+            <wp:positionH relativeFrom="margin">
+              <wp:posOffset>632128</wp:posOffset>
+            </wp:positionH>
+            <wp:positionV relativeFrom="paragraph">
+              <wp:posOffset>478569</wp:posOffset>
+            </wp:positionV>
+            <wp:extent cx="4680000" cy="2631600"/>
+            <wp:effectExtent l="0" t="0" r="6350" b="0"/>
+            <wp:wrapNone/>
+            <wp:docPr id="7" name="Imagen 7"/>
             <wp:cNvGraphicFramePr>
               <a:graphicFrameLocks xmlns:a="http://schemas.openxmlformats.org/drawingml/2006/main" noChangeAspect="1"/>
             </wp:cNvGraphicFramePr>
@@ -2890,42 +2877,87 @@
               <a:graphicData uri="http://schemas.openxmlformats.org/drawingml/2006/picture">
                 <pic:pic xmlns:pic="http://schemas.openxmlformats.org/drawingml/2006/picture">
                   <pic:nvPicPr>
-                    <pic:cNvPr id="0" name="Picture 2"/>
-                    <pic:cNvPicPr>
-                      <a:picLocks noChangeAspect="1" noChangeArrowheads="1"/>
-                    </pic:cNvPicPr>
+                    <pic:cNvPr id="7" name="maxresdefault (1).jpg"/>
+                    <pic:cNvPicPr/>
                   </pic:nvPicPr>
                   <pic:blipFill>
-                    <a:blip r:embed="rId9" cstate="print">
+                    <a:blip r:embed="rId12" cstate="print">
                       <a:extLst>
                         <a:ext uri="{28A0092B-C50C-407E-A947-70E740481C1C}">
                           <a14:useLocalDpi xmlns:a14="http://schemas.microsoft.com/office/drawing/2010/main" val="0"/>
                         </a:ext>
                       </a:extLst>
                     </a:blip>
-                    <a:srcRect/>
                     <a:stretch>
                       <a:fillRect/>
                     </a:stretch>
                   </pic:blipFill>
-                  <pic:spPr bwMode="auto">
+                  <pic:spPr>
                     <a:xfrm>
                       <a:off x="0" y="0"/>
-                      <a:ext cx="4829601" cy="2716650"/>
+                      <a:ext cx="4680000" cy="2631600"/>
                     </a:xfrm>
                     <a:prstGeom prst="rect">
                       <a:avLst/>
                     </a:prstGeom>
-                    <a:noFill/>
                   </pic:spPr>
                 </pic:pic>
               </a:graphicData>
             </a:graphic>
-          </wp:inline>
+            <wp14:sizeRelH relativeFrom="margin">
+              <wp14:pctWidth>0</wp14:pctWidth>
+            </wp14:sizeRelH>
+            <wp14:sizeRelV relativeFrom="margin">
+              <wp14:pctHeight>0</wp14:pctHeight>
+            </wp14:sizeRelV>
+          </wp:anchor>
         </w:drawing>
       </w:r>
-    </w:p>
-    <w:bookmarkStart w:id="2" w:name="_Hlk161159634"/>
+      <w:r>
+        <w:t xml:space="preserve">Análisis, especificación y validación de requisitos de </w:t>
+      </w:r>
+      <w:r>
+        <w:rPr>
+          <w:rStyle w:val="Extranjerismo"/>
+        </w:rPr>
+        <w:t>software</w:t>
+      </w:r>
+    </w:p>
+    <w:p>
+      <w:pPr>
+        <w:rPr>
+          <w:lang w:val="en-US"/>
+        </w:rPr>
+      </w:pPr>
+    </w:p>
+    <w:p>
+      <w:pPr>
+        <w:rPr>
+          <w:lang w:val="en-US"/>
+        </w:rPr>
+      </w:pPr>
+    </w:p>
+    <w:p>
+      <w:pPr>
+        <w:rPr>
+          <w:lang w:val="en-US"/>
+        </w:rPr>
+      </w:pPr>
+    </w:p>
+    <w:p>
+      <w:pPr>
+        <w:rPr>
+          <w:lang w:val="en-US"/>
+        </w:rPr>
+      </w:pPr>
+    </w:p>
+    <w:p>
+      <w:pPr>
+        <w:rPr>
+          <w:lang w:val="en-US"/>
+        </w:rPr>
+      </w:pPr>
+    </w:p>
     <w:p>
       <w:pPr>
         <w:ind w:firstLine="0"/>
@@ -2934,37 +2966,34 @@
           <w:b/>
         </w:rPr>
       </w:pPr>
-      <w:r>
+      <w:bookmarkStart w:id="2" w:name="_Hlk161159634"/>
+    </w:p>
+    <w:p>
+      <w:pPr>
+        <w:ind w:firstLine="0"/>
+        <w:jc w:val="center"/>
         <w:rPr>
           <w:b/>
         </w:rPr>
-        <w:fldChar w:fldCharType="begin"/>
-      </w:r>
-      <w:r>
+      </w:pPr>
+    </w:p>
+    <w:p>
+      <w:pPr>
+        <w:ind w:firstLine="0"/>
+        <w:jc w:val="center"/>
         <w:rPr>
           <w:b/>
         </w:rPr>
-        <w:instrText xml:space="preserve"> HYPERLINK "https://www.youtube.com/watch?v=sdHDf9hFABw" </w:instrText>
-      </w:r>
-      <w:r>
-        <w:rPr>
-          <w:b/>
-        </w:rPr>
-        <w:fldChar w:fldCharType="separate"/>
-      </w:r>
-      <w:r>
-        <w:rPr>
-          <w:rStyle w:val="Hipervnculo"/>
-          <w:b/>
-        </w:rPr>
-        <w:t>Enlace de reproducción del video</w:t>
-      </w:r>
-      <w:r>
-        <w:rPr>
-          <w:b/>
-        </w:rPr>
-        <w:fldChar w:fldCharType="end"/>
-      </w:r>
+      </w:pPr>
+      <w:hyperlink r:id="rId13" w:history="1">
+        <w:r>
+          <w:rPr>
+            <w:rStyle w:val="Hipervnculo"/>
+            <w:b/>
+          </w:rPr>
+          <w:t>Enlace de reproducción del video</w:t>
+        </w:r>
+      </w:hyperlink>
     </w:p>
     <w:tbl>
       <w:tblPr>
@@ -3540,7 +3569,7 @@
           </w:tcPr>
           <w:p>
             <w:pPr>
-              <w:ind w:firstLine="0"/>
+              <w:pStyle w:val="TextoTablas"/>
             </w:pPr>
             <w:r>
               <w:t>Nivel de prioridad</w:t>
@@ -3553,7 +3582,7 @@
           </w:tcPr>
           <w:p>
             <w:pPr>
-              <w:ind w:firstLine="0"/>
+              <w:pStyle w:val="TextoTablas"/>
             </w:pPr>
             <w:r>
               <w:t>Descripción</w:t>
@@ -3571,7 +3600,7 @@
           </w:tcPr>
           <w:p>
             <w:pPr>
-              <w:ind w:firstLine="0"/>
+              <w:pStyle w:val="TextoTablas"/>
             </w:pPr>
             <w:r>
               <w:t>Alta</w:t>
@@ -3584,7 +3613,7 @@
           </w:tcPr>
           <w:p>
             <w:pPr>
-              <w:ind w:firstLine="0"/>
+              <w:pStyle w:val="TextoTablas"/>
             </w:pPr>
             <w:r>
               <w:t>Requisitos indispensables para el funcionamiento del sistema. Deben implementarse en las primeras etapas del desarrollo.</w:t>
@@ -3599,7 +3628,7 @@
           </w:tcPr>
           <w:p>
             <w:pPr>
-              <w:ind w:firstLine="0"/>
+              <w:pStyle w:val="TextoTablas"/>
             </w:pPr>
             <w:r>
               <w:t>Media</w:t>
@@ -3612,7 +3641,7 @@
           </w:tcPr>
           <w:p>
             <w:pPr>
-              <w:ind w:firstLine="0"/>
+              <w:pStyle w:val="TextoTablas"/>
             </w:pPr>
             <w:r>
               <w:t>Requisitos importantes que aportan valor al sistema, pero que pueden desarrollarse después de los requisitos críticos.</w:t>
@@ -3630,10 +3659,9 @@
           </w:tcPr>
           <w:p>
             <w:pPr>
-              <w:ind w:firstLine="0"/>
+              <w:pStyle w:val="TextoTablas"/>
             </w:pPr>
             <w:r>
-              <w:lastRenderedPageBreak/>
               <w:t>Baja</w:t>
             </w:r>
           </w:p>
@@ -3644,7 +3672,7 @@
           </w:tcPr>
           <w:p>
             <w:pPr>
-              <w:ind w:firstLine="0"/>
+              <w:pStyle w:val="TextoTablas"/>
             </w:pPr>
             <w:r>
               <w:t>Requisitos opcionales o mejoras que pueden incorporarse en futuras versiones del sistema.</w:t>
@@ -3656,6 +3684,7 @@
     <w:p/>
     <w:p>
       <w:r>
+        <w:lastRenderedPageBreak/>
         <w:t xml:space="preserve">La correcta priorización de requisitos permite planificar de manera más eficiente el desarrollo del </w:t>
       </w:r>
       <w:r>
@@ -3700,7 +3729,6 @@
     </w:p>
     <w:p>
       <w:r>
-        <w:lastRenderedPageBreak/>
         <w:t>Además, la matriz de trazabilidad resulta útil para gestionar cambios en los requisitos. Cuando se modifica o se elimina un requisito, la matriz permite identificar rápidamente qué componentes del sistema podrían verse afectados, lo que contribuye a reducir errores y facilitar la toma de decisiones durante el desarrollo.</w:t>
       </w:r>
     </w:p>
@@ -3730,6 +3758,7 @@
         </w:numPr>
       </w:pPr>
       <w:r>
+        <w:lastRenderedPageBreak/>
         <w:t xml:space="preserve">Facilitan el seguimiento de los requisitos a lo largo del ciclo de vida del </w:t>
       </w:r>
       <w:r>
@@ -3824,7 +3853,7 @@
           </w:tcPr>
           <w:p>
             <w:pPr>
-              <w:ind w:firstLine="0"/>
+              <w:pStyle w:val="TextoTablas"/>
             </w:pPr>
             <w:r>
               <w:t>ID del requisito</w:t>
@@ -3837,7 +3866,7 @@
           </w:tcPr>
           <w:p>
             <w:pPr>
-              <w:ind w:firstLine="0"/>
+              <w:pStyle w:val="TextoTablas"/>
             </w:pPr>
             <w:r>
               <w:t>Descripción del requisito</w:t>
@@ -3850,7 +3879,7 @@
           </w:tcPr>
           <w:p>
             <w:pPr>
-              <w:ind w:firstLine="0"/>
+              <w:pStyle w:val="TextoTablas"/>
             </w:pPr>
             <w:r>
               <w:t>Módulo del sistema</w:t>
@@ -3863,7 +3892,7 @@
           </w:tcPr>
           <w:p>
             <w:pPr>
-              <w:ind w:firstLine="0"/>
+              <w:pStyle w:val="TextoTablas"/>
             </w:pPr>
             <w:r>
               <w:t>Caso de prueba</w:t>
@@ -3876,7 +3905,7 @@
           </w:tcPr>
           <w:p>
             <w:pPr>
-              <w:ind w:firstLine="0"/>
+              <w:pStyle w:val="TextoTablas"/>
             </w:pPr>
             <w:r>
               <w:t>Estado</w:t>
@@ -3894,7 +3923,7 @@
           </w:tcPr>
           <w:p>
             <w:pPr>
-              <w:ind w:firstLine="0"/>
+              <w:pStyle w:val="TextoTablas"/>
             </w:pPr>
             <w:r>
               <w:t>RQ-01</w:t>
@@ -3907,7 +3936,7 @@
           </w:tcPr>
           <w:p>
             <w:pPr>
-              <w:ind w:firstLine="0"/>
+              <w:pStyle w:val="TextoTablas"/>
             </w:pPr>
             <w:r>
               <w:t>El usuario debe poder registrarse en la plataforma.</w:t>
@@ -3920,7 +3949,7 @@
           </w:tcPr>
           <w:p>
             <w:pPr>
-              <w:ind w:firstLine="0"/>
+              <w:pStyle w:val="TextoTablas"/>
             </w:pPr>
             <w:r>
               <w:t>Módulo de usuarios.</w:t>
@@ -3933,7 +3962,7 @@
           </w:tcPr>
           <w:p>
             <w:pPr>
-              <w:ind w:firstLine="0"/>
+              <w:pStyle w:val="TextoTablas"/>
             </w:pPr>
             <w:r>
               <w:t>CP-01 Registro de usuario.</w:t>
@@ -3946,7 +3975,7 @@
           </w:tcPr>
           <w:p>
             <w:pPr>
-              <w:ind w:firstLine="0"/>
+              <w:pStyle w:val="TextoTablas"/>
             </w:pPr>
             <w:r>
               <w:t>Implementado.</w:t>
@@ -3961,10 +3990,9 @@
           </w:tcPr>
           <w:p>
             <w:pPr>
-              <w:ind w:firstLine="0"/>
+              <w:pStyle w:val="TextoTablas"/>
             </w:pPr>
             <w:r>
-              <w:lastRenderedPageBreak/>
               <w:t>RQ-02</w:t>
             </w:r>
           </w:p>
@@ -3975,7 +4003,7 @@
           </w:tcPr>
           <w:p>
             <w:pPr>
-              <w:ind w:firstLine="0"/>
+              <w:pStyle w:val="TextoTablas"/>
             </w:pPr>
             <w:r>
               <w:t>El sistema debe permitir iniciar sesión.</w:t>
@@ -3988,7 +4016,7 @@
           </w:tcPr>
           <w:p>
             <w:pPr>
-              <w:ind w:firstLine="0"/>
+              <w:pStyle w:val="TextoTablas"/>
             </w:pPr>
             <w:r>
               <w:t>Módulo de autenticación.</w:t>
@@ -4001,7 +4029,7 @@
           </w:tcPr>
           <w:p>
             <w:pPr>
-              <w:ind w:firstLine="0"/>
+              <w:pStyle w:val="TextoTablas"/>
             </w:pPr>
             <w:r>
               <w:t>CP-02 Inicio de sesión.</w:t>
@@ -4014,7 +4042,7 @@
           </w:tcPr>
           <w:p>
             <w:pPr>
-              <w:ind w:firstLine="0"/>
+              <w:pStyle w:val="TextoTablas"/>
             </w:pPr>
             <w:r>
               <w:t>En desarrollo.</w:t>
@@ -4032,7 +4060,7 @@
           </w:tcPr>
           <w:p>
             <w:pPr>
-              <w:ind w:firstLine="0"/>
+              <w:pStyle w:val="TextoTablas"/>
             </w:pPr>
             <w:r>
               <w:t>RQ-03</w:t>
@@ -4045,7 +4073,7 @@
           </w:tcPr>
           <w:p>
             <w:pPr>
-              <w:ind w:firstLine="0"/>
+              <w:pStyle w:val="TextoTablas"/>
             </w:pPr>
             <w:r>
               <w:t>El usuario puede recuperar su contraseña.</w:t>
@@ -4058,7 +4086,7 @@
           </w:tcPr>
           <w:p>
             <w:pPr>
-              <w:ind w:firstLine="0"/>
+              <w:pStyle w:val="TextoTablas"/>
             </w:pPr>
             <w:r>
               <w:t>Módulo de seguridad.</w:t>
@@ -4071,7 +4099,7 @@
           </w:tcPr>
           <w:p>
             <w:pPr>
-              <w:ind w:firstLine="0"/>
+              <w:pStyle w:val="TextoTablas"/>
             </w:pPr>
             <w:r>
               <w:t>CP-03 Recuperación de contraseña.</w:t>
@@ -4084,7 +4112,7 @@
           </w:tcPr>
           <w:p>
             <w:pPr>
-              <w:ind w:firstLine="0"/>
+              <w:pStyle w:val="TextoTablas"/>
             </w:pPr>
             <w:r>
               <w:t>Pendiente.</w:t>
@@ -4099,7 +4127,7 @@
           </w:tcPr>
           <w:p>
             <w:pPr>
-              <w:ind w:firstLine="0"/>
+              <w:pStyle w:val="TextoTablas"/>
             </w:pPr>
             <w:r>
               <w:t>RQ-04</w:t>
@@ -4112,7 +4140,7 @@
           </w:tcPr>
           <w:p>
             <w:pPr>
-              <w:ind w:firstLine="0"/>
+              <w:pStyle w:val="TextoTablas"/>
             </w:pPr>
             <w:r>
               <w:t>El sistema debe generar reportes de uso.</w:t>
@@ -4125,7 +4153,7 @@
           </w:tcPr>
           <w:p>
             <w:pPr>
-              <w:ind w:firstLine="0"/>
+              <w:pStyle w:val="TextoTablas"/>
             </w:pPr>
             <w:r>
               <w:t>Módulo de reportes.</w:t>
@@ -4138,7 +4166,7 @@
           </w:tcPr>
           <w:p>
             <w:pPr>
-              <w:ind w:firstLine="0"/>
+              <w:pStyle w:val="TextoTablas"/>
             </w:pPr>
             <w:r>
               <w:t>CP-04 Generación de reportes.</w:t>
@@ -4151,7 +4179,7 @@
           </w:tcPr>
           <w:p>
             <w:pPr>
-              <w:ind w:firstLine="0"/>
+              <w:pStyle w:val="TextoTablas"/>
             </w:pPr>
             <w:r>
               <w:t>Implementado.</w:t>
@@ -4163,7 +4191,11 @@
     <w:p/>
     <w:p>
       <w:r>
-        <w:t xml:space="preserve">La matriz de trazabilidad constituye un instrumento fundamental para asegurar la coherencia entre los requisitos del sistema y las actividades realizadas durante el desarrollo del </w:t>
+        <w:t xml:space="preserve">La matriz de trazabilidad constituye un instrumento fundamental para asegurar la coherencia entre los requisitos del sistema y las actividades realizadas durante el </w:t>
+      </w:r>
+      <w:r>
+        <w:lastRenderedPageBreak/>
+        <w:t xml:space="preserve">desarrollo del </w:t>
       </w:r>
       <w:r>
         <w:rPr>
@@ -4176,14 +4208,12 @@
       </w:r>
     </w:p>
     <w:p/>
-    <w:p/>
     <w:p>
       <w:pPr>
         <w:pStyle w:val="Ttulo2"/>
       </w:pPr>
       <w:bookmarkStart w:id="7" w:name="_Toc227848261"/>
       <w:r>
-        <w:lastRenderedPageBreak/>
         <w:t>Descomposición funcional</w:t>
       </w:r>
       <w:bookmarkEnd w:id="7"/>
@@ -4217,9 +4247,6 @@
         <w:t>Ejemplo de descomposición funcional: en un sistema de gestión de biblioteca, la función principal puede ser gestionar préstamos de libros. Esta función se divide en varias subfunciones que permiten cumplir con el proceso completo.</w:t>
       </w:r>
     </w:p>
-    <w:p/>
-    <w:p/>
-    <w:p/>
     <w:p/>
     <w:p/>
     <w:p/>
@@ -4258,7 +4285,7 @@
                     </pic:cNvPicPr>
                   </pic:nvPicPr>
                   <pic:blipFill>
-                    <a:blip r:embed="rId10">
+                    <a:blip r:embed="rId14">
                       <a:extLst>
                         <a:ext uri="{28A0092B-C50C-407E-A947-70E740481C1C}">
                           <a14:useLocalDpi xmlns:a14="http://schemas.microsoft.com/office/drawing/2010/main" val="0"/>
@@ -4925,13 +4952,13 @@
         <w:t>.</w:t>
       </w:r>
     </w:p>
-    <w:p/>
     <w:p>
       <w:pPr>
         <w:pStyle w:val="Ttulo2"/>
       </w:pPr>
       <w:bookmarkStart w:id="12" w:name="_Toc227848266"/>
       <w:r>
+        <w:lastRenderedPageBreak/>
         <w:t>Técnicas de documentación de requisitos en proyectos tradicionales</w:t>
       </w:r>
       <w:bookmarkEnd w:id="12"/>
@@ -5005,9 +5032,6 @@
         <w:t>Es el documento formal donde se registran de manera estructurada todos los requisitos del sistema, incluyendo requisitos funcionales, no funcionales, interfaces, restricciones y criterios de aceptación. Este documento sirve como base para el diseño, desarrollo y pruebas del sistema.</w:t>
       </w:r>
     </w:p>
-    <w:p/>
-    <w:p/>
-    <w:p/>
     <w:p>
       <w:pPr>
         <w:pStyle w:val="Prrafodelista"/>
@@ -5023,7 +5047,6 @@
         <w:rPr>
           <w:b/>
         </w:rPr>
-        <w:lastRenderedPageBreak/>
         <w:t>Diagramas de casos de uso</w:t>
       </w:r>
     </w:p>
@@ -5056,6 +5079,7 @@
         <w:rPr>
           <w:b/>
         </w:rPr>
+        <w:lastRenderedPageBreak/>
         <w:t>Diagramas UML (Lenguaje Unificado de Modelado)</w:t>
       </w:r>
     </w:p>
@@ -5131,7 +5155,6 @@
       </w:pPr>
       <w:bookmarkStart w:id="13" w:name="_Toc227848267"/>
       <w:r>
-        <w:lastRenderedPageBreak/>
         <w:t>Técnicas de documentación de requisitos en proyectos ágiles</w:t>
       </w:r>
       <w:bookmarkEnd w:id="13"/>
@@ -5204,11 +5227,7 @@
     </w:p>
     <w:p>
       <w:r>
-        <w:t xml:space="preserve">Son condiciones específicas que deben cumplirse para considerar que una historia de usuario ha sido implementada correctamente. Estos criterios permiten </w:t>
-      </w:r>
-      <w:r>
-        <w:lastRenderedPageBreak/>
-        <w:t>validar que la funcionalidad desarrollada responde a las necesidades definidas por el usuario.</w:t>
+        <w:t>Son condiciones específicas que deben cumplirse para considerar que una historia de usuario ha sido implementada correctamente. Estos criterios permiten validar que la funcionalidad desarrollada responde a las necesidades definidas por el usuario.</w:t>
       </w:r>
     </w:p>
     <w:p>
@@ -5264,6 +5283,7 @@
         <w:rPr>
           <w:b/>
         </w:rPr>
+        <w:lastRenderedPageBreak/>
         <w:t xml:space="preserve">Sprint </w:t>
       </w:r>
       <w:r>
@@ -5516,9 +5536,6 @@
           <w:ilvl w:val="0"/>
           <w:numId w:val="17"/>
         </w:numPr>
-        <w:rPr>
-          <w:b/>
-        </w:rPr>
       </w:pPr>
       <w:r>
         <w:rPr>
@@ -6684,7 +6701,7 @@
           </w:tcPr>
           <w:p>
             <w:pPr>
-              <w:ind w:firstLine="0"/>
+              <w:pStyle w:val="TextoTablas"/>
             </w:pPr>
             <w:r>
               <w:t>Característica</w:t>
@@ -6697,7 +6714,7 @@
           </w:tcPr>
           <w:p>
             <w:pPr>
-              <w:ind w:firstLine="0"/>
+              <w:pStyle w:val="TextoTablas"/>
             </w:pPr>
             <w:r>
               <w:t>Requisitos fijos</w:t>
@@ -6710,7 +6727,7 @@
           </w:tcPr>
           <w:p>
             <w:pPr>
-              <w:ind w:firstLine="0"/>
+              <w:pStyle w:val="TextoTablas"/>
             </w:pPr>
             <w:r>
               <w:t>Requisitos variables</w:t>
@@ -6728,7 +6745,7 @@
           </w:tcPr>
           <w:p>
             <w:pPr>
-              <w:ind w:firstLine="0"/>
+              <w:pStyle w:val="TextoTablas"/>
             </w:pPr>
             <w:r>
               <w:t>Definición</w:t>
@@ -6741,7 +6758,7 @@
           </w:tcPr>
           <w:p>
             <w:pPr>
-              <w:ind w:firstLine="0"/>
+              <w:pStyle w:val="TextoTablas"/>
             </w:pPr>
             <w:r>
               <w:t>Son requisitos definidos desde el inicio del proyecto y que deben cumplirse obligatoriamente según lo establecido en el contrato.</w:t>
@@ -6754,7 +6771,7 @@
           </w:tcPr>
           <w:p>
             <w:pPr>
-              <w:ind w:firstLine="0"/>
+              <w:pStyle w:val="TextoTablas"/>
             </w:pPr>
             <w:r>
               <w:t>Son requisitos que pueden modificarse o ajustarse durante el desarrollo del proyecto.</w:t>
@@ -6769,10 +6786,9 @@
           </w:tcPr>
           <w:p>
             <w:pPr>
-              <w:ind w:firstLine="0"/>
+              <w:pStyle w:val="TextoTablas"/>
             </w:pPr>
             <w:r>
-              <w:lastRenderedPageBreak/>
               <w:t>Flexibilidad</w:t>
             </w:r>
           </w:p>
@@ -6783,7 +6799,7 @@
           </w:tcPr>
           <w:p>
             <w:pPr>
-              <w:ind w:firstLine="0"/>
+              <w:pStyle w:val="TextoTablas"/>
             </w:pPr>
             <w:r>
               <w:t>Presentan baja flexibilidad, ya que los cambios suelen implicar modificaciones contractuales.</w:t>
@@ -6796,7 +6812,7 @@
           </w:tcPr>
           <w:p>
             <w:pPr>
-              <w:ind w:firstLine="0"/>
+              <w:pStyle w:val="TextoTablas"/>
             </w:pPr>
             <w:r>
               <w:t>Presentan mayor flexibilidad y pueden adaptarse a nuevas necesidades del cliente o del entorno.</w:t>
@@ -6814,7 +6830,7 @@
           </w:tcPr>
           <w:p>
             <w:pPr>
-              <w:ind w:firstLine="0"/>
+              <w:pStyle w:val="TextoTablas"/>
             </w:pPr>
             <w:r>
               <w:t>Momento de definición</w:t>
@@ -6827,7 +6843,7 @@
           </w:tcPr>
           <w:p>
             <w:pPr>
-              <w:ind w:firstLine="0"/>
+              <w:pStyle w:val="TextoTablas"/>
             </w:pPr>
             <w:r>
               <w:t>Se establecen en las etapas iniciales del proyecto.</w:t>
@@ -6840,7 +6856,7 @@
           </w:tcPr>
           <w:p>
             <w:pPr>
-              <w:ind w:firstLine="0"/>
+              <w:pStyle w:val="TextoTablas"/>
             </w:pPr>
             <w:r>
               <w:t>Pueden definirse o modificarse durante las iteraciones del desarrollo.</w:t>
@@ -6855,9 +6871,10 @@
           </w:tcPr>
           <w:p>
             <w:pPr>
-              <w:ind w:firstLine="0"/>
+              <w:pStyle w:val="TextoTablas"/>
             </w:pPr>
             <w:r>
+              <w:lastRenderedPageBreak/>
               <w:t>Metodologías asociadas</w:t>
             </w:r>
           </w:p>
@@ -6868,7 +6885,7 @@
           </w:tcPr>
           <w:p>
             <w:pPr>
-              <w:ind w:firstLine="0"/>
+              <w:pStyle w:val="TextoTablas"/>
             </w:pPr>
             <w:r>
               <w:t>Comunes en metodologías tradicionales o en modelos predictivos de desarrollo.</w:t>
@@ -6881,7 +6898,7 @@
           </w:tcPr>
           <w:p>
             <w:pPr>
-              <w:ind w:firstLine="0"/>
+              <w:pStyle w:val="TextoTablas"/>
             </w:pPr>
             <w:r>
               <w:t>Frecuentes en metodologías ágiles que permiten adaptación continua.</w:t>
@@ -6899,7 +6916,7 @@
           </w:tcPr>
           <w:p>
             <w:pPr>
-              <w:ind w:firstLine="0"/>
+              <w:pStyle w:val="TextoTablas"/>
             </w:pPr>
             <w:r>
               <w:t>Gestión de cambios</w:t>
@@ -6912,7 +6929,7 @@
           </w:tcPr>
           <w:p>
             <w:pPr>
-              <w:ind w:firstLine="0"/>
+              <w:pStyle w:val="TextoTablas"/>
             </w:pPr>
             <w:r>
               <w:t>Requieren procesos formales de gestión contractual para cualquier modificación.</w:t>
@@ -6925,7 +6942,7 @@
           </w:tcPr>
           <w:p>
             <w:pPr>
-              <w:ind w:firstLine="0"/>
+              <w:pStyle w:val="TextoTablas"/>
             </w:pPr>
             <w:r>
               <w:t>Se gestionan mediante mecanismos de control de cambios dentro del proyecto.</w:t>
@@ -6961,7 +6978,6 @@
     </w:p>
     <w:p>
       <w:r>
-        <w:lastRenderedPageBreak/>
         <w:t>Estas herramientas ayudan a centralizar la documentación de los requisitos, permitiendo que analistas, desarrolladores, gestores de proyecto y clientes tengan acceso a una fuente de información común. De esta manera se reduce el riesgo de inconsistencias, pérdida de información o interpretaciones erróneas durante el proceso de desarrollo.</w:t>
       </w:r>
     </w:p>
@@ -6991,6 +7007,7 @@
         </w:numPr>
       </w:pPr>
       <w:r>
+        <w:lastRenderedPageBreak/>
         <w:t>Priorización y organización de requisitos según su importancia o impacto en el proyecto.</w:t>
       </w:r>
     </w:p>
@@ -7059,7 +7076,6 @@
     <w:p/>
     <w:p>
       <w:r>
-        <w:lastRenderedPageBreak/>
         <w:t xml:space="preserve">En la actualidad existen diversas herramientas utilizadas en la industria del </w:t>
       </w:r>
       <w:r>
@@ -7139,6 +7155,7 @@
         <w:rPr>
           <w:b/>
         </w:rPr>
+        <w:lastRenderedPageBreak/>
         <w:t>Azure DevOps</w:t>
       </w:r>
       <w:r>
@@ -7191,14 +7208,12 @@
       </w:r>
     </w:p>
     <w:p/>
-    <w:p/>
     <w:p>
       <w:pPr>
         <w:pStyle w:val="Ttulo2"/>
       </w:pPr>
       <w:bookmarkStart w:id="24" w:name="_Toc227848278"/>
       <w:r>
-        <w:lastRenderedPageBreak/>
         <w:t>Tipos y características de herramientas de gestión de requisitos</w:t>
       </w:r>
       <w:bookmarkEnd w:id="24"/>
@@ -7228,7 +7243,11 @@
         <w:t>Herramientas especializadas en gestión de requisitos</w:t>
       </w:r>
       <w:r>
-        <w:t>: son herramientas diseñadas específicamente para la ingeniería de requisitos. Permiten registrar requisitos de forma estructurada, establecer relaciones de trazabilidad, gestionar versiones y controlar cambios en los requisitos del sistema. Estas herramientas suelen utilizarse en proyectos complejos o en organizaciones que desarrollan sistemas de gran escala.</w:t>
+        <w:t xml:space="preserve">: son herramientas diseñadas específicamente para la ingeniería de requisitos. Permiten registrar requisitos de forma estructurada, establecer relaciones de </w:t>
+      </w:r>
+      <w:r>
+        <w:lastRenderedPageBreak/>
+        <w:t>trazabilidad, gestionar versiones y controlar cambios en los requisitos del sistema. Estas herramientas suelen utilizarse en proyectos complejos o en organizaciones que desarrollan sistemas de gran escala.</w:t>
       </w:r>
     </w:p>
     <w:p>
@@ -7275,11 +7294,7 @@
         <w:t>Herramientas de gestión de proyectos con soporte para requisitos</w:t>
       </w:r>
       <w:r>
-        <w:t xml:space="preserve">: son plataformas que, además de gestionar tareas, cronogramas y actividades del proyecto, incorporan funcionalidades para registrar y organizar requisitos, historias de usuario o funcionalidades del sistema. Estas </w:t>
-      </w:r>
-      <w:r>
-        <w:lastRenderedPageBreak/>
-        <w:t>herramientas son ampliamente utilizadas en equipos de desarrollo que trabajan con metodologías ágiles.</w:t>
+        <w:t>: son plataformas que, además de gestionar tareas, cronogramas y actividades del proyecto, incorporan funcionalidades para registrar y organizar requisitos, historias de usuario o funcionalidades del sistema. Estas herramientas son ampliamente utilizadas en equipos de desarrollo que trabajan con metodologías ágiles.</w:t>
       </w:r>
     </w:p>
     <w:p>
@@ -7334,6 +7349,7 @@
     </w:p>
     <w:p>
       <w:r>
+        <w:lastRenderedPageBreak/>
         <w:t xml:space="preserve">Un ejemplo ampliamente utilizado es </w:t>
       </w:r>
       <w:proofErr w:type="spellStart"/>
@@ -7388,7 +7404,7 @@
           </w:tcPr>
           <w:p>
             <w:pPr>
-              <w:ind w:firstLine="0"/>
+              <w:pStyle w:val="TextoTablas"/>
             </w:pPr>
             <w:r>
               <w:t>Característica</w:t>
@@ -7401,7 +7417,7 @@
           </w:tcPr>
           <w:p>
             <w:pPr>
-              <w:ind w:firstLine="0"/>
+              <w:pStyle w:val="TextoTablas"/>
             </w:pPr>
             <w:r>
               <w:t>Descripción</w:t>
@@ -7419,7 +7435,7 @@
           </w:tcPr>
           <w:p>
             <w:pPr>
-              <w:ind w:firstLine="0"/>
+              <w:pStyle w:val="TextoTablas"/>
             </w:pPr>
             <w:r>
               <w:t>Gestión estructurada de requisitos</w:t>
@@ -7432,7 +7448,7 @@
           </w:tcPr>
           <w:p>
             <w:pPr>
-              <w:ind w:firstLine="0"/>
+              <w:pStyle w:val="TextoTablas"/>
             </w:pPr>
             <w:r>
               <w:t>Permite registrar, organizar y clasificar los requisitos funcionales y no funcionales del sistema de forma ordenada.</w:t>
@@ -7447,10 +7463,9 @@
           </w:tcPr>
           <w:p>
             <w:pPr>
-              <w:ind w:firstLine="0"/>
+              <w:pStyle w:val="TextoTablas"/>
             </w:pPr>
             <w:r>
-              <w:lastRenderedPageBreak/>
               <w:t>Trazabilidad</w:t>
             </w:r>
           </w:p>
@@ -7461,7 +7476,7 @@
           </w:tcPr>
           <w:p>
             <w:pPr>
-              <w:ind w:firstLine="0"/>
+              <w:pStyle w:val="TextoTablas"/>
             </w:pPr>
             <w:r>
               <w:t>Posibilita relacionar los requisitos con otros elementos del proyecto como casos de uso, diseño, desarrollo y pruebas.</w:t>
@@ -7479,7 +7494,7 @@
           </w:tcPr>
           <w:p>
             <w:pPr>
-              <w:ind w:firstLine="0"/>
+              <w:pStyle w:val="TextoTablas"/>
             </w:pPr>
             <w:r>
               <w:t>Control de versiones</w:t>
@@ -7492,7 +7507,7 @@
           </w:tcPr>
           <w:p>
             <w:pPr>
-              <w:ind w:firstLine="0"/>
+              <w:pStyle w:val="TextoTablas"/>
             </w:pPr>
             <w:r>
               <w:t>Permite mantener un historial de cambios realizados en los requisitos a lo largo del proyecto.</w:t>
@@ -7507,7 +7522,7 @@
           </w:tcPr>
           <w:p>
             <w:pPr>
-              <w:ind w:firstLine="0"/>
+              <w:pStyle w:val="TextoTablas"/>
             </w:pPr>
             <w:r>
               <w:t>Gestión de cambios</w:t>
@@ -7520,7 +7535,7 @@
           </w:tcPr>
           <w:p>
             <w:pPr>
-              <w:ind w:firstLine="0"/>
+              <w:pStyle w:val="TextoTablas"/>
             </w:pPr>
             <w:r>
               <w:t>Facilita registrar, evaluar y aprobar modificaciones en los requisitos del sistema.</w:t>
@@ -7538,7 +7553,7 @@
           </w:tcPr>
           <w:p>
             <w:pPr>
-              <w:ind w:firstLine="0"/>
+              <w:pStyle w:val="TextoTablas"/>
             </w:pPr>
             <w:r>
               <w:t>Colaboración entre equipos</w:t>
@@ -7551,7 +7566,7 @@
           </w:tcPr>
           <w:p>
             <w:pPr>
-              <w:ind w:firstLine="0"/>
+              <w:pStyle w:val="TextoTablas"/>
             </w:pPr>
             <w:r>
               <w:t>Permite que diferentes miembros del proyecto participen en la revisión, actualización y validación de los requisitos.</w:t>
@@ -7566,7 +7581,7 @@
           </w:tcPr>
           <w:p>
             <w:pPr>
-              <w:ind w:firstLine="0"/>
+              <w:pStyle w:val="TextoTablas"/>
             </w:pPr>
             <w:r>
               <w:t>Generación de reportes</w:t>
@@ -7579,7 +7594,7 @@
           </w:tcPr>
           <w:p>
             <w:pPr>
-              <w:ind w:firstLine="0"/>
+              <w:pStyle w:val="TextoTablas"/>
             </w:pPr>
             <w:r>
               <w:t>Apoya el seguimiento del avance del proyecto mediante informes que permiten analizar el estado de los requisitos.</w:t>
@@ -7603,8 +7618,6 @@
         <w:t>.</w:t>
       </w:r>
     </w:p>
-    <w:p/>
-    <w:p/>
     <w:p>
       <w:pPr>
         <w:pStyle w:val="Ttulo2"/>
@@ -7862,6 +7875,7 @@
           <w:lang w:eastAsia="es-CO"/>
         </w:rPr>
       </w:pPr>
+      <w:bookmarkStart w:id="27" w:name="_GoBack"/>
       <w:r>
         <w:rPr>
           <w:noProof/>
@@ -7885,7 +7899,7 @@
                     </pic:cNvPicPr>
                   </pic:nvPicPr>
                   <pic:blipFill>
-                    <a:blip r:embed="rId11">
+                    <a:blip r:embed="rId15">
                       <a:extLst>
                         <a:ext uri="{28A0092B-C50C-407E-A947-70E740481C1C}">
                           <a14:useLocalDpi xmlns:a14="http://schemas.microsoft.com/office/drawing/2010/main" val="0"/>
@@ -7913,6 +7927,7 @@
           </wp:inline>
         </w:drawing>
       </w:r>
+      <w:bookmarkEnd w:id="27"/>
     </w:p>
     <w:p>
       <w:pPr>
@@ -7927,14 +7942,14 @@
       <w:pPr>
         <w:pStyle w:val="Titulosgenerales"/>
       </w:pPr>
-      <w:bookmarkStart w:id="27" w:name="_Toc176443725"/>
-      <w:bookmarkStart w:id="28" w:name="_Toc227848281"/>
+      <w:bookmarkStart w:id="28" w:name="_Toc176443725"/>
+      <w:bookmarkStart w:id="29" w:name="_Toc227848281"/>
       <w:r>
         <w:lastRenderedPageBreak/>
         <w:t>Glosario</w:t>
       </w:r>
-      <w:bookmarkEnd w:id="27"/>
       <w:bookmarkEnd w:id="28"/>
+      <w:bookmarkEnd w:id="29"/>
     </w:p>
     <w:p>
       <w:pPr>
@@ -8220,8 +8235,8 @@
           <w:lang w:val="es-MX"/>
         </w:rPr>
       </w:pPr>
-      <w:bookmarkStart w:id="29" w:name="_Toc176443726"/>
-      <w:bookmarkStart w:id="30" w:name="_Toc227848282"/>
+      <w:bookmarkStart w:id="30" w:name="_Toc176443726"/>
+      <w:bookmarkStart w:id="31" w:name="_Toc227848282"/>
       <w:r>
         <w:rPr>
           <w:lang w:val="es-MX"/>
@@ -8229,8 +8244,8 @@
         <w:lastRenderedPageBreak/>
         <w:t>Referencias bibliográficas</w:t>
       </w:r>
-      <w:bookmarkEnd w:id="29"/>
       <w:bookmarkEnd w:id="30"/>
+      <w:bookmarkEnd w:id="31"/>
     </w:p>
     <w:p>
       <w:pPr>
@@ -8616,14 +8631,14 @@
       <w:pPr>
         <w:pStyle w:val="Titulosgenerales"/>
       </w:pPr>
-      <w:bookmarkStart w:id="31" w:name="_Toc176443727"/>
-      <w:bookmarkStart w:id="32" w:name="_Toc227848283"/>
+      <w:bookmarkStart w:id="32" w:name="_Toc176443727"/>
+      <w:bookmarkStart w:id="33" w:name="_Toc227848283"/>
       <w:r>
         <w:lastRenderedPageBreak/>
         <w:t>Créditos</w:t>
       </w:r>
-      <w:bookmarkEnd w:id="31"/>
       <w:bookmarkEnd w:id="32"/>
+      <w:bookmarkEnd w:id="33"/>
     </w:p>
     <w:tbl>
       <w:tblPr>
@@ -8757,8 +8772,6 @@
             <w:r>
               <w:t>Profesional G06. Responsable Ecosistema de Recursos Educativos Digitales (RED)</w:t>
             </w:r>
-            <w:bookmarkStart w:id="33" w:name="_GoBack"/>
-            <w:bookmarkEnd w:id="33"/>
           </w:p>
         </w:tc>
         <w:tc>
@@ -9257,8 +9270,8 @@
       </w:pPr>
     </w:p>
     <w:sectPr>
-      <w:headerReference w:type="default" r:id="rId12"/>
-      <w:footerReference w:type="default" r:id="rId13"/>
+      <w:headerReference w:type="default" r:id="rId16"/>
+      <w:footerReference w:type="default" r:id="rId17"/>
       <w:pgSz w:w="12240" w:h="15840"/>
       <w:pgMar w:top="1701" w:right="1134" w:bottom="1134" w:left="1134" w:header="709" w:footer="737" w:gutter="0"/>
       <w:pgNumType w:start="1"/>
@@ -13835,10 +13848,26 @@
 </file>
 
 <file path=customXml/item1.xml><?xml version="1.0" encoding="utf-8"?>
-<b:Sources xmlns:b="http://schemas.openxmlformats.org/officeDocument/2006/bibliography" xmlns="http://schemas.openxmlformats.org/officeDocument/2006/bibliography" SelectedStyle="\APASixthEditionOfficeOnline.xsl" StyleName="APA" Version="6"/>
+<p:properties xmlns:p="http://schemas.microsoft.com/office/2006/metadata/properties" xmlns:xsi="http://www.w3.org/2001/XMLSchema-instance" xmlns:pc="http://schemas.microsoft.com/office/infopath/2007/PartnerControls">
+  <documentManagement>
+    <TaxCatchAll xmlns="13c90a0b-73bc-4dc0-be5f-28d77b615beb" xsi:nil="true"/>
+    <lcf76f155ced4ddcb4097134ff3c332f xmlns="13c93bba-48ce-428c-bfe5-88b42c19b028">
+      <Terms xmlns="http://schemas.microsoft.com/office/infopath/2007/PartnerControls"/>
+    </lcf76f155ced4ddcb4097134ff3c332f>
+  </documentManagement>
+</p:properties>
 </file>
 
 <file path=customXml/item2.xml><?xml version="1.0" encoding="utf-8"?>
+<?mso-contentType ?>
+<FormTemplates xmlns="http://schemas.microsoft.com/sharepoint/v3/contenttype/forms">
+  <Display>DocumentLibraryForm</Display>
+  <Edit>DocumentLibraryForm</Edit>
+  <New>DocumentLibraryForm</New>
+</FormTemplates>
+</file>
+
+<file path=customXml/item3.xml><?xml version="1.0" encoding="utf-8"?>
 <ct:contentTypeSchema xmlns:ct="http://schemas.microsoft.com/office/2006/metadata/contentType" xmlns:ma="http://schemas.microsoft.com/office/2006/metadata/properties/metaAttributes" ct:_="" ma:_="" ma:contentTypeName="Documento" ma:contentTypeID="0x0101006A81D6BD42E8DF4C91013959704817E1" ma:contentTypeVersion="15" ma:contentTypeDescription="Crear nuevo documento." ma:contentTypeScope="" ma:versionID="bf4f72ffd194f0963ff564daca6869f7">
   <xsd:schema xmlns:xsd="http://www.w3.org/2001/XMLSchema" xmlns:xs="http://www.w3.org/2001/XMLSchema" xmlns:p="http://schemas.microsoft.com/office/2006/metadata/properties" xmlns:ns2="13c90a0b-73bc-4dc0-be5f-28d77b615beb" xmlns:ns3="13c93bba-48ce-428c-bfe5-88b42c19b028" targetNamespace="http://schemas.microsoft.com/office/2006/metadata/properties" ma:root="true" ma:fieldsID="8718d6f4873a5b1392a45044efa78385" ns2:_="" ns3:_="">
     <xsd:import namespace="13c90a0b-73bc-4dc0-be5f-28d77b615beb"/>
@@ -14073,42 +14102,52 @@
 </ct:contentTypeSchema>
 </file>
 
-<file path=customXml/item3.xml><?xml version="1.0" encoding="utf-8"?>
-<?mso-contentType ?>
-<FormTemplates xmlns="http://schemas.microsoft.com/sharepoint/v3/contenttype/forms">
-  <Display>DocumentLibraryForm</Display>
-  <Edit>DocumentLibraryForm</Edit>
-  <New>DocumentLibraryForm</New>
-</FormTemplates>
-</file>
-
 <file path=customXml/item4.xml><?xml version="1.0" encoding="utf-8"?>
-<p:properties xmlns:p="http://schemas.microsoft.com/office/2006/metadata/properties" xmlns:xsi="http://www.w3.org/2001/XMLSchema-instance" xmlns:pc="http://schemas.microsoft.com/office/infopath/2007/PartnerControls">
-  <documentManagement>
-    <TaxCatchAll xmlns="13c90a0b-73bc-4dc0-be5f-28d77b615beb" xsi:nil="true"/>
-    <lcf76f155ced4ddcb4097134ff3c332f xmlns="13c93bba-48ce-428c-bfe5-88b42c19b028">
-      <Terms xmlns="http://schemas.microsoft.com/office/infopath/2007/PartnerControls"/>
-    </lcf76f155ced4ddcb4097134ff3c332f>
-  </documentManagement>
-</p:properties>
+<b:Sources xmlns:b="http://schemas.openxmlformats.org/officeDocument/2006/bibliography" xmlns="http://schemas.openxmlformats.org/officeDocument/2006/bibliography" SelectedStyle="\APASixthEditionOfficeOnline.xsl" StyleName="APA" Version="6"/>
 </file>
 
 <file path=customXml/itemProps1.xml><?xml version="1.0" encoding="utf-8"?>
-<ds:datastoreItem xmlns:ds="http://schemas.openxmlformats.org/officeDocument/2006/customXml" ds:itemID="{FF3FA0A2-202F-42F4-9D45-3EE574109DC1}">
+<ds:datastoreItem xmlns:ds="http://schemas.openxmlformats.org/officeDocument/2006/customXml" ds:itemID="{3F1CA253-C8FB-46D2-B158-C52E6BF78D64}">
   <ds:schemaRefs>
-    <ds:schemaRef ds:uri="http://schemas.openxmlformats.org/officeDocument/2006/bibliography"/>
+    <ds:schemaRef ds:uri="http://schemas.microsoft.com/office/2006/metadata/properties"/>
+    <ds:schemaRef ds:uri="http://schemas.microsoft.com/office/infopath/2007/PartnerControls"/>
+    <ds:schemaRef ds:uri="13c90a0b-73bc-4dc0-be5f-28d77b615beb"/>
+    <ds:schemaRef ds:uri="13c93bba-48ce-428c-bfe5-88b42c19b028"/>
   </ds:schemaRefs>
 </ds:datastoreItem>
 </file>
 
 <file path=customXml/itemProps2.xml><?xml version="1.0" encoding="utf-8"?>
-<ds:datastoreItem xmlns:ds="http://schemas.openxmlformats.org/officeDocument/2006/customXml" ds:itemID="{AEEFF422-325B-471F-8B69-9CB8BD75B926}"/>
+<ds:datastoreItem xmlns:ds="http://schemas.openxmlformats.org/officeDocument/2006/customXml" ds:itemID="{56D58FF8-7C0F-4131-8AB1-66B761DDF201}">
+  <ds:schemaRefs>
+    <ds:schemaRef ds:uri="http://schemas.microsoft.com/sharepoint/v3/contenttype/forms"/>
+  </ds:schemaRefs>
+</ds:datastoreItem>
 </file>
 
 <file path=customXml/itemProps3.xml><?xml version="1.0" encoding="utf-8"?>
-<ds:datastoreItem xmlns:ds="http://schemas.openxmlformats.org/officeDocument/2006/customXml" ds:itemID="{56D58FF8-7C0F-4131-8AB1-66B761DDF201}"/>
+<ds:datastoreItem xmlns:ds="http://schemas.openxmlformats.org/officeDocument/2006/customXml" ds:itemID="{AEEFF422-325B-471F-8B69-9CB8BD75B926}">
+  <ds:schemaRefs>
+    <ds:schemaRef ds:uri="http://schemas.microsoft.com/office/2006/metadata/contentType"/>
+    <ds:schemaRef ds:uri="http://schemas.microsoft.com/office/2006/metadata/properties/metaAttributes"/>
+    <ds:schemaRef ds:uri="http://www.w3.org/2001/XMLSchema"/>
+    <ds:schemaRef ds:uri="http://schemas.microsoft.com/office/2006/metadata/properties"/>
+    <ds:schemaRef ds:uri="13c90a0b-73bc-4dc0-be5f-28d77b615beb"/>
+    <ds:schemaRef ds:uri="13c93bba-48ce-428c-bfe5-88b42c19b028"/>
+    <ds:schemaRef ds:uri="http://schemas.microsoft.com/office/2006/documentManagement/types"/>
+    <ds:schemaRef ds:uri="http://schemas.microsoft.com/office/infopath/2007/PartnerControls"/>
+    <ds:schemaRef ds:uri="http://schemas.openxmlformats.org/package/2006/metadata/core-properties"/>
+    <ds:schemaRef ds:uri="http://purl.org/dc/elements/1.1/"/>
+    <ds:schemaRef ds:uri="http://purl.org/dc/terms/"/>
+    <ds:schemaRef ds:uri="http://schemas.microsoft.com/internal/obd"/>
+  </ds:schemaRefs>
+</ds:datastoreItem>
 </file>
 
 <file path=customXml/itemProps4.xml><?xml version="1.0" encoding="utf-8"?>
-<ds:datastoreItem xmlns:ds="http://schemas.openxmlformats.org/officeDocument/2006/customXml" ds:itemID="{3F1CA253-C8FB-46D2-B158-C52E6BF78D64}"/>
+<ds:datastoreItem xmlns:ds="http://schemas.openxmlformats.org/officeDocument/2006/customXml" ds:itemID="{E3F9D9E6-A944-44F4-8DD1-2EF9C016952E}">
+  <ds:schemaRefs>
+    <ds:schemaRef ds:uri="http://schemas.openxmlformats.org/officeDocument/2006/bibliography"/>
+  </ds:schemaRefs>
+</ds:datastoreItem>
 </file>
--- a/fuentes/CFA2_22846_DU.docx
+++ b/fuentes/CFA2_22846_DU.docx
@@ -545,7 +545,7 @@
         </w:rPr>
         <w:fldChar w:fldCharType="separate"/>
       </w:r>
-      <w:hyperlink w:anchor="_Toc227848256" w:history="1">
+      <w:hyperlink w:anchor="_Toc235515477" w:history="1">
         <w:r>
           <w:rPr>
             <w:rStyle w:val="Hipervnculo"/>
@@ -572,7 +572,7 @@
             <w:noProof/>
             <w:webHidden/>
           </w:rPr>
-          <w:instrText xml:space="preserve"> PAGEREF _Toc227848256 \h </w:instrText>
+          <w:instrText xml:space="preserve"> PAGEREF _Toc235515477 \h </w:instrText>
         </w:r>
         <w:r>
           <w:rPr>
@@ -618,7 +618,7 @@
           <w:lang w:eastAsia="es-CO"/>
         </w:rPr>
       </w:pPr>
-      <w:hyperlink w:anchor="_Toc227848257" w:history="1">
+      <w:hyperlink w:anchor="_Toc235515478" w:history="1">
         <w:r>
           <w:rPr>
             <w:rStyle w:val="Hipervnculo"/>
@@ -641,7 +641,16 @@
             <w:rStyle w:val="Hipervnculo"/>
             <w:noProof/>
           </w:rPr>
-          <w:t>Análisis de requisitos de software</w:t>
+          <w:t xml:space="preserve">Análisis de requisitos de </w:t>
+        </w:r>
+        <w:r>
+          <w:rPr>
+            <w:rStyle w:val="Hipervnculo"/>
+            <w:noProof/>
+            <w:spacing w:val="20"/>
+            <w:lang w:val="en-US"/>
+          </w:rPr>
+          <w:t>software</w:t>
         </w:r>
         <w:r>
           <w:rPr>
@@ -662,7 +671,7 @@
             <w:noProof/>
             <w:webHidden/>
           </w:rPr>
-          <w:instrText xml:space="preserve"> PAGEREF _Toc227848257 \h </w:instrText>
+          <w:instrText xml:space="preserve"> PAGEREF _Toc235515478 \h </w:instrText>
         </w:r>
         <w:r>
           <w:rPr>
@@ -708,7 +717,7 @@
           <w:lang w:eastAsia="es-CO"/>
         </w:rPr>
       </w:pPr>
-      <w:hyperlink w:anchor="_Toc227848258" w:history="1">
+      <w:hyperlink w:anchor="_Toc235515479" w:history="1">
         <w:r>
           <w:rPr>
             <w:rStyle w:val="Hipervnculo"/>
@@ -752,7 +761,7 @@
             <w:noProof/>
             <w:webHidden/>
           </w:rPr>
-          <w:instrText xml:space="preserve"> PAGEREF _Toc227848258 \h </w:instrText>
+          <w:instrText xml:space="preserve"> PAGEREF _Toc235515479 \h </w:instrText>
         </w:r>
         <w:r>
           <w:rPr>
@@ -798,7 +807,7 @@
           <w:lang w:eastAsia="es-CO"/>
         </w:rPr>
       </w:pPr>
-      <w:hyperlink w:anchor="_Toc227848259" w:history="1">
+      <w:hyperlink w:anchor="_Toc235515480" w:history="1">
         <w:r>
           <w:rPr>
             <w:rStyle w:val="Hipervnculo"/>
@@ -842,7 +851,7 @@
             <w:noProof/>
             <w:webHidden/>
           </w:rPr>
-          <w:instrText xml:space="preserve"> PAGEREF _Toc227848259 \h </w:instrText>
+          <w:instrText xml:space="preserve"> PAGEREF _Toc235515480 \h </w:instrText>
         </w:r>
         <w:r>
           <w:rPr>
@@ -888,7 +897,7 @@
           <w:lang w:eastAsia="es-CO"/>
         </w:rPr>
       </w:pPr>
-      <w:hyperlink w:anchor="_Toc227848260" w:history="1">
+      <w:hyperlink w:anchor="_Toc235515481" w:history="1">
         <w:r>
           <w:rPr>
             <w:rStyle w:val="Hipervnculo"/>
@@ -932,7 +941,7 @@
             <w:noProof/>
             <w:webHidden/>
           </w:rPr>
-          <w:instrText xml:space="preserve"> PAGEREF _Toc227848260 \h </w:instrText>
+          <w:instrText xml:space="preserve"> PAGEREF _Toc235515481 \h </w:instrText>
         </w:r>
         <w:r>
           <w:rPr>
@@ -978,7 +987,7 @@
           <w:lang w:eastAsia="es-CO"/>
         </w:rPr>
       </w:pPr>
-      <w:hyperlink w:anchor="_Toc227848261" w:history="1">
+      <w:hyperlink w:anchor="_Toc235515482" w:history="1">
         <w:r>
           <w:rPr>
             <w:rStyle w:val="Hipervnculo"/>
@@ -1022,7 +1031,7 @@
             <w:noProof/>
             <w:webHidden/>
           </w:rPr>
-          <w:instrText xml:space="preserve"> PAGEREF _Toc227848261 \h </w:instrText>
+          <w:instrText xml:space="preserve"> PAGEREF _Toc235515482 \h </w:instrText>
         </w:r>
         <w:r>
           <w:rPr>
@@ -1068,7 +1077,7 @@
           <w:lang w:eastAsia="es-CO"/>
         </w:rPr>
       </w:pPr>
-      <w:hyperlink w:anchor="_Toc227848262" w:history="1">
+      <w:hyperlink w:anchor="_Toc235515483" w:history="1">
         <w:r>
           <w:rPr>
             <w:rStyle w:val="Hipervnculo"/>
@@ -1091,7 +1100,16 @@
             <w:rStyle w:val="Hipervnculo"/>
             <w:noProof/>
           </w:rPr>
-          <w:t>Especificación de requisitos de software</w:t>
+          <w:t xml:space="preserve">Especificación de requisitos de </w:t>
+        </w:r>
+        <w:r>
+          <w:rPr>
+            <w:rStyle w:val="Hipervnculo"/>
+            <w:noProof/>
+            <w:spacing w:val="20"/>
+            <w:lang w:val="en-US"/>
+          </w:rPr>
+          <w:t>software</w:t>
         </w:r>
         <w:r>
           <w:rPr>
@@ -1112,7 +1130,7 @@
             <w:noProof/>
             <w:webHidden/>
           </w:rPr>
-          <w:instrText xml:space="preserve"> PAGEREF _Toc227848262 \h </w:instrText>
+          <w:instrText xml:space="preserve"> PAGEREF _Toc235515483 \h </w:instrText>
         </w:r>
         <w:r>
           <w:rPr>
@@ -1158,7 +1176,7 @@
           <w:lang w:eastAsia="es-CO"/>
         </w:rPr>
       </w:pPr>
-      <w:hyperlink w:anchor="_Toc227848264" w:history="1">
+      <w:hyperlink w:anchor="_Toc235515485" w:history="1">
         <w:r>
           <w:rPr>
             <w:rStyle w:val="Hipervnculo"/>
@@ -1202,7 +1220,7 @@
             <w:noProof/>
             <w:webHidden/>
           </w:rPr>
-          <w:instrText xml:space="preserve"> PAGEREF _Toc227848264 \h </w:instrText>
+          <w:instrText xml:space="preserve"> PAGEREF _Toc235515485 \h </w:instrText>
         </w:r>
         <w:r>
           <w:rPr>
@@ -1248,7 +1266,7 @@
           <w:lang w:eastAsia="es-CO"/>
         </w:rPr>
       </w:pPr>
-      <w:hyperlink w:anchor="_Toc227848265" w:history="1">
+      <w:hyperlink w:anchor="_Toc235515486" w:history="1">
         <w:r>
           <w:rPr>
             <w:rStyle w:val="Hipervnculo"/>
@@ -1271,7 +1289,23 @@
             <w:rStyle w:val="Hipervnculo"/>
             <w:noProof/>
           </w:rPr>
-          <w:t>Plantillas ERS (Especificación de Requisitos del Software)</w:t>
+          <w:t xml:space="preserve">Plantillas ERS (Especificación de Requisitos del </w:t>
+        </w:r>
+        <w:r>
+          <w:rPr>
+            <w:rStyle w:val="Hipervnculo"/>
+            <w:noProof/>
+            <w:spacing w:val="20"/>
+            <w:lang w:val="en-US"/>
+          </w:rPr>
+          <w:t>Software</w:t>
+        </w:r>
+        <w:r>
+          <w:rPr>
+            <w:rStyle w:val="Hipervnculo"/>
+            <w:noProof/>
+          </w:rPr>
+          <w:t>)</w:t>
         </w:r>
         <w:r>
           <w:rPr>
@@ -1292,7 +1326,7 @@
             <w:noProof/>
             <w:webHidden/>
           </w:rPr>
-          <w:instrText xml:space="preserve"> PAGEREF _Toc227848265 \h </w:instrText>
+          <w:instrText xml:space="preserve"> PAGEREF _Toc235515486 \h </w:instrText>
         </w:r>
         <w:r>
           <w:rPr>
@@ -1338,7 +1372,7 @@
           <w:lang w:eastAsia="es-CO"/>
         </w:rPr>
       </w:pPr>
-      <w:hyperlink w:anchor="_Toc227848266" w:history="1">
+      <w:hyperlink w:anchor="_Toc235515487" w:history="1">
         <w:r>
           <w:rPr>
             <w:rStyle w:val="Hipervnculo"/>
@@ -1382,7 +1416,7 @@
             <w:noProof/>
             <w:webHidden/>
           </w:rPr>
-          <w:instrText xml:space="preserve"> PAGEREF _Toc227848266 \h </w:instrText>
+          <w:instrText xml:space="preserve"> PAGEREF _Toc235515487 \h </w:instrText>
         </w:r>
         <w:r>
           <w:rPr>
@@ -1428,7 +1462,7 @@
           <w:lang w:eastAsia="es-CO"/>
         </w:rPr>
       </w:pPr>
-      <w:hyperlink w:anchor="_Toc227848267" w:history="1">
+      <w:hyperlink w:anchor="_Toc235515488" w:history="1">
         <w:r>
           <w:rPr>
             <w:rStyle w:val="Hipervnculo"/>
@@ -1472,7 +1506,7 @@
             <w:noProof/>
             <w:webHidden/>
           </w:rPr>
-          <w:instrText xml:space="preserve"> PAGEREF _Toc227848267 \h </w:instrText>
+          <w:instrText xml:space="preserve"> PAGEREF _Toc235515488 \h </w:instrText>
         </w:r>
         <w:r>
           <w:rPr>
@@ -1518,7 +1552,7 @@
           <w:lang w:eastAsia="es-CO"/>
         </w:rPr>
       </w:pPr>
-      <w:hyperlink w:anchor="_Toc227848268" w:history="1">
+      <w:hyperlink w:anchor="_Toc235515489" w:history="1">
         <w:r>
           <w:rPr>
             <w:rStyle w:val="Hipervnculo"/>
@@ -1541,7 +1575,16 @@
             <w:rStyle w:val="Hipervnculo"/>
             <w:noProof/>
           </w:rPr>
-          <w:t>Validación de requisitos de software</w:t>
+          <w:t xml:space="preserve">Validación de requisitos de </w:t>
+        </w:r>
+        <w:r>
+          <w:rPr>
+            <w:rStyle w:val="Hipervnculo"/>
+            <w:noProof/>
+            <w:spacing w:val="20"/>
+            <w:lang w:val="en-US"/>
+          </w:rPr>
+          <w:t>software</w:t>
         </w:r>
         <w:r>
           <w:rPr>
@@ -1562,7 +1605,7 @@
             <w:noProof/>
             <w:webHidden/>
           </w:rPr>
-          <w:instrText xml:space="preserve"> PAGEREF _Toc227848268 \h </w:instrText>
+          <w:instrText xml:space="preserve"> PAGEREF _Toc235515489 \h </w:instrText>
         </w:r>
         <w:r>
           <w:rPr>
@@ -1608,7 +1651,7 @@
           <w:lang w:eastAsia="es-CO"/>
         </w:rPr>
       </w:pPr>
-      <w:hyperlink w:anchor="_Toc227848270" w:history="1">
+      <w:hyperlink w:anchor="_Toc235515491" w:history="1">
         <w:r>
           <w:rPr>
             <w:rStyle w:val="Hipervnculo"/>
@@ -1652,7 +1695,7 @@
             <w:noProof/>
             <w:webHidden/>
           </w:rPr>
-          <w:instrText xml:space="preserve"> PAGEREF _Toc227848270 \h </w:instrText>
+          <w:instrText xml:space="preserve"> PAGEREF _Toc235515491 \h </w:instrText>
         </w:r>
         <w:r>
           <w:rPr>
@@ -1698,7 +1741,7 @@
           <w:lang w:eastAsia="es-CO"/>
         </w:rPr>
       </w:pPr>
-      <w:hyperlink w:anchor="_Toc227848271" w:history="1">
+      <w:hyperlink w:anchor="_Toc235515492" w:history="1">
         <w:r>
           <w:rPr>
             <w:rStyle w:val="Hipervnculo"/>
@@ -1742,7 +1785,7 @@
             <w:noProof/>
             <w:webHidden/>
           </w:rPr>
-          <w:instrText xml:space="preserve"> PAGEREF _Toc227848271 \h </w:instrText>
+          <w:instrText xml:space="preserve"> PAGEREF _Toc235515492 \h </w:instrText>
         </w:r>
         <w:r>
           <w:rPr>
@@ -1788,7 +1831,7 @@
           <w:lang w:eastAsia="es-CO"/>
         </w:rPr>
       </w:pPr>
-      <w:hyperlink w:anchor="_Toc227848272" w:history="1">
+      <w:hyperlink w:anchor="_Toc235515493" w:history="1">
         <w:r>
           <w:rPr>
             <w:rStyle w:val="Hipervnculo"/>
@@ -1832,7 +1875,7 @@
             <w:noProof/>
             <w:webHidden/>
           </w:rPr>
-          <w:instrText xml:space="preserve"> PAGEREF _Toc227848272 \h </w:instrText>
+          <w:instrText xml:space="preserve"> PAGEREF _Toc235515493 \h </w:instrText>
         </w:r>
         <w:r>
           <w:rPr>
@@ -1878,7 +1921,7 @@
           <w:lang w:eastAsia="es-CO"/>
         </w:rPr>
       </w:pPr>
-      <w:hyperlink w:anchor="_Toc227848273" w:history="1">
+      <w:hyperlink w:anchor="_Toc235515494" w:history="1">
         <w:r>
           <w:rPr>
             <w:rStyle w:val="Hipervnculo"/>
@@ -1922,7 +1965,7 @@
             <w:noProof/>
             <w:webHidden/>
           </w:rPr>
-          <w:instrText xml:space="preserve"> PAGEREF _Toc227848273 \h </w:instrText>
+          <w:instrText xml:space="preserve"> PAGEREF _Toc235515494 \h </w:instrText>
         </w:r>
         <w:r>
           <w:rPr>
@@ -1968,7 +2011,7 @@
           <w:lang w:eastAsia="es-CO"/>
         </w:rPr>
       </w:pPr>
-      <w:hyperlink w:anchor="_Toc227848274" w:history="1">
+      <w:hyperlink w:anchor="_Toc235515495" w:history="1">
         <w:r>
           <w:rPr>
             <w:rStyle w:val="Hipervnculo"/>
@@ -1991,7 +2034,16 @@
             <w:rStyle w:val="Hipervnculo"/>
             <w:noProof/>
           </w:rPr>
-          <w:t>Gestión de requisitos en proyectos de software</w:t>
+          <w:t xml:space="preserve">Gestión de requisitos en proyectos de </w:t>
+        </w:r>
+        <w:r>
+          <w:rPr>
+            <w:rStyle w:val="Hipervnculo"/>
+            <w:noProof/>
+            <w:spacing w:val="20"/>
+            <w:lang w:val="en-US"/>
+          </w:rPr>
+          <w:t>software</w:t>
         </w:r>
         <w:r>
           <w:rPr>
@@ -2012,7 +2064,7 @@
             <w:noProof/>
             <w:webHidden/>
           </w:rPr>
-          <w:instrText xml:space="preserve"> PAGEREF _Toc227848274 \h </w:instrText>
+          <w:instrText xml:space="preserve"> PAGEREF _Toc235515495 \h </w:instrText>
         </w:r>
         <w:r>
           <w:rPr>
@@ -2058,7 +2110,7 @@
           <w:lang w:eastAsia="es-CO"/>
         </w:rPr>
       </w:pPr>
-      <w:hyperlink w:anchor="_Toc227848276" w:history="1">
+      <w:hyperlink w:anchor="_Toc235515497" w:history="1">
         <w:r>
           <w:rPr>
             <w:rStyle w:val="Hipervnculo"/>
@@ -2081,7 +2133,23 @@
             <w:rStyle w:val="Hipervnculo"/>
             <w:noProof/>
           </w:rPr>
-          <w:t>Contratos de software: requisitos fijos y variables</w:t>
+          <w:t xml:space="preserve">Contratos de </w:t>
+        </w:r>
+        <w:r>
+          <w:rPr>
+            <w:rStyle w:val="Hipervnculo"/>
+            <w:noProof/>
+            <w:spacing w:val="20"/>
+            <w:lang w:val="en-US"/>
+          </w:rPr>
+          <w:t>software</w:t>
+        </w:r>
+        <w:r>
+          <w:rPr>
+            <w:rStyle w:val="Hipervnculo"/>
+            <w:noProof/>
+          </w:rPr>
+          <w:t>: requisitos fijos y variables</w:t>
         </w:r>
         <w:r>
           <w:rPr>
@@ -2102,7 +2170,7 @@
             <w:noProof/>
             <w:webHidden/>
           </w:rPr>
-          <w:instrText xml:space="preserve"> PAGEREF _Toc227848276 \h </w:instrText>
+          <w:instrText xml:space="preserve"> PAGEREF _Toc235515497 \h </w:instrText>
         </w:r>
         <w:r>
           <w:rPr>
@@ -2148,7 +2216,7 @@
           <w:lang w:eastAsia="es-CO"/>
         </w:rPr>
       </w:pPr>
-      <w:hyperlink w:anchor="_Toc227848277" w:history="1">
+      <w:hyperlink w:anchor="_Toc235515498" w:history="1">
         <w:r>
           <w:rPr>
             <w:rStyle w:val="Hipervnculo"/>
@@ -2192,7 +2260,7 @@
             <w:noProof/>
             <w:webHidden/>
           </w:rPr>
-          <w:instrText xml:space="preserve"> PAGEREF _Toc227848277 \h </w:instrText>
+          <w:instrText xml:space="preserve"> PAGEREF _Toc235515498 \h </w:instrText>
         </w:r>
         <w:r>
           <w:rPr>
@@ -2238,7 +2306,7 @@
           <w:lang w:eastAsia="es-CO"/>
         </w:rPr>
       </w:pPr>
-      <w:hyperlink w:anchor="_Toc227848278" w:history="1">
+      <w:hyperlink w:anchor="_Toc235515499" w:history="1">
         <w:r>
           <w:rPr>
             <w:rStyle w:val="Hipervnculo"/>
@@ -2282,7 +2350,7 @@
             <w:noProof/>
             <w:webHidden/>
           </w:rPr>
-          <w:instrText xml:space="preserve"> PAGEREF _Toc227848278 \h </w:instrText>
+          <w:instrText xml:space="preserve"> PAGEREF _Toc235515499 \h </w:instrText>
         </w:r>
         <w:r>
           <w:rPr>
@@ -2328,7 +2396,7 @@
           <w:lang w:eastAsia="es-CO"/>
         </w:rPr>
       </w:pPr>
-      <w:hyperlink w:anchor="_Toc227848279" w:history="1">
+      <w:hyperlink w:anchor="_Toc235515500" w:history="1">
         <w:r>
           <w:rPr>
             <w:rStyle w:val="Hipervnculo"/>
@@ -2372,7 +2440,7 @@
             <w:noProof/>
             <w:webHidden/>
           </w:rPr>
-          <w:instrText xml:space="preserve"> PAGEREF _Toc227848279 \h </w:instrText>
+          <w:instrText xml:space="preserve"> PAGEREF _Toc235515500 \h </w:instrText>
         </w:r>
         <w:r>
           <w:rPr>
@@ -2417,7 +2485,7 @@
           <w:lang w:eastAsia="es-CO"/>
         </w:rPr>
       </w:pPr>
-      <w:hyperlink w:anchor="_Toc227848280" w:history="1">
+      <w:hyperlink w:anchor="_Toc235515501" w:history="1">
         <w:r>
           <w:rPr>
             <w:rStyle w:val="Hipervnculo"/>
@@ -2444,7 +2512,7 @@
             <w:noProof/>
             <w:webHidden/>
           </w:rPr>
-          <w:instrText xml:space="preserve"> PAGEREF _Toc227848280 \h </w:instrText>
+          <w:instrText xml:space="preserve"> PAGEREF _Toc235515501 \h </w:instrText>
         </w:r>
         <w:r>
           <w:rPr>
@@ -2489,7 +2557,7 @@
           <w:lang w:eastAsia="es-CO"/>
         </w:rPr>
       </w:pPr>
-      <w:hyperlink w:anchor="_Toc227848281" w:history="1">
+      <w:hyperlink w:anchor="_Toc235515502" w:history="1">
         <w:r>
           <w:rPr>
             <w:rStyle w:val="Hipervnculo"/>
@@ -2516,7 +2584,7 @@
             <w:noProof/>
             <w:webHidden/>
           </w:rPr>
-          <w:instrText xml:space="preserve"> PAGEREF _Toc227848281 \h </w:instrText>
+          <w:instrText xml:space="preserve"> PAGEREF _Toc235515502 \h </w:instrText>
         </w:r>
         <w:r>
           <w:rPr>
@@ -2561,7 +2629,7 @@
           <w:lang w:eastAsia="es-CO"/>
         </w:rPr>
       </w:pPr>
-      <w:hyperlink w:anchor="_Toc227848282" w:history="1">
+      <w:hyperlink w:anchor="_Toc235515503" w:history="1">
         <w:r>
           <w:rPr>
             <w:rStyle w:val="Hipervnculo"/>
@@ -2589,7 +2657,7 @@
             <w:noProof/>
             <w:webHidden/>
           </w:rPr>
-          <w:instrText xml:space="preserve"> PAGEREF _Toc227848282 \h </w:instrText>
+          <w:instrText xml:space="preserve"> PAGEREF _Toc235515503 \h </w:instrText>
         </w:r>
         <w:r>
           <w:rPr>
@@ -2634,7 +2702,7 @@
           <w:lang w:eastAsia="es-CO"/>
         </w:rPr>
       </w:pPr>
-      <w:hyperlink w:anchor="_Toc227848283" w:history="1">
+      <w:hyperlink w:anchor="_Toc235515504" w:history="1">
         <w:r>
           <w:rPr>
             <w:rStyle w:val="Hipervnculo"/>
@@ -2661,7 +2729,7 @@
             <w:noProof/>
             <w:webHidden/>
           </w:rPr>
-          <w:instrText xml:space="preserve"> PAGEREF _Toc227848283 \h </w:instrText>
+          <w:instrText xml:space="preserve"> PAGEREF _Toc235515504 \h </w:instrText>
         </w:r>
         <w:r>
           <w:rPr>
@@ -2704,7 +2772,7 @@
         <w:fldChar w:fldCharType="end"/>
       </w:r>
       <w:bookmarkStart w:id="0" w:name="_Toc176443691"/>
-      <w:bookmarkStart w:id="1" w:name="_Toc227848256"/>
+      <w:bookmarkStart w:id="1" w:name="_Toc235515477"/>
       <w:r>
         <w:t>Introducción</w:t>
       </w:r>
@@ -2852,13 +2920,14 @@
           <w:rStyle w:val="Extranjerismo"/>
         </w:rPr>
       </w:pPr>
+      <w:bookmarkStart w:id="2" w:name="_GoBack"/>
       <w:r>
         <w:rPr>
           <w:noProof/>
           <w:lang w:val="en-US"/>
         </w:rPr>
         <w:drawing>
-          <wp:anchor distT="0" distB="0" distL="114300" distR="114300" simplePos="0" relativeHeight="251659264" behindDoc="0" locked="0" layoutInCell="1" allowOverlap="1" wp14:anchorId="575D2D1C" wp14:editId="088669E6">
+          <wp:anchor distT="0" distB="0" distL="114300" distR="114300" simplePos="0" relativeHeight="251659264" behindDoc="0" locked="0" layoutInCell="1" allowOverlap="1" wp14:anchorId="575D2D1C" wp14:editId="014B0C42">
             <wp:simplePos x="0" y="0"/>
             <wp:positionH relativeFrom="margin">
               <wp:posOffset>632128</wp:posOffset>
@@ -2869,7 +2938,13 @@
             <wp:extent cx="4680000" cy="2631600"/>
             <wp:effectExtent l="0" t="0" r="6350" b="0"/>
             <wp:wrapNone/>
-            <wp:docPr id="7" name="Imagen 7"/>
+            <wp:docPr id="7" name="Imagen 7">
+              <a:extLst xmlns:a="http://schemas.openxmlformats.org/drawingml/2006/main">
+                <a:ext uri="{C183D7F6-B498-43B3-948B-1728B52AA6E4}">
+                  <adec:decorative xmlns:adec="http://schemas.microsoft.com/office/drawing/2017/decorative" val="1"/>
+                </a:ext>
+              </a:extLst>
+            </wp:docPr>
             <wp:cNvGraphicFramePr>
               <a:graphicFrameLocks xmlns:a="http://schemas.openxmlformats.org/drawingml/2006/main" noChangeAspect="1"/>
             </wp:cNvGraphicFramePr>
@@ -2913,6 +2988,7 @@
           </wp:anchor>
         </w:drawing>
       </w:r>
+      <w:bookmarkEnd w:id="2"/>
       <w:r>
         <w:t xml:space="preserve">Análisis, especificación y validación de requisitos de </w:t>
       </w:r>
@@ -2966,7 +3042,7 @@
           <w:b/>
         </w:rPr>
       </w:pPr>
-      <w:bookmarkStart w:id="2" w:name="_Hlk161159634"/>
+      <w:bookmarkStart w:id="3" w:name="_Hlk161159634"/>
     </w:p>
     <w:p>
       <w:pPr>
@@ -3158,7 +3234,7 @@
           </w:p>
         </w:tc>
       </w:tr>
-      <w:bookmarkEnd w:id="2"/>
+      <w:bookmarkEnd w:id="3"/>
     </w:tbl>
     <w:p/>
     <w:p/>
@@ -3168,7 +3244,7 @@
       <w:pPr>
         <w:pStyle w:val="Ttulo1"/>
       </w:pPr>
-      <w:bookmarkStart w:id="3" w:name="_Toc227848257"/>
+      <w:bookmarkStart w:id="4" w:name="_Toc235515478"/>
       <w:r>
         <w:lastRenderedPageBreak/>
         <w:t xml:space="preserve">Análisis de requisitos de </w:t>
@@ -3179,7 +3255,7 @@
         </w:rPr>
         <w:t>software</w:t>
       </w:r>
-      <w:bookmarkEnd w:id="3"/>
+      <w:bookmarkEnd w:id="4"/>
     </w:p>
     <w:p>
       <w:r>
@@ -3233,11 +3309,11 @@
       <w:pPr>
         <w:pStyle w:val="Ttulo2"/>
       </w:pPr>
-      <w:bookmarkStart w:id="4" w:name="_Toc227848258"/>
+      <w:bookmarkStart w:id="5" w:name="_Toc235515479"/>
       <w:r>
         <w:t>Técnicas de análisis de requisitos</w:t>
       </w:r>
-      <w:bookmarkEnd w:id="4"/>
+      <w:bookmarkEnd w:id="5"/>
     </w:p>
     <w:p>
       <w:r>
@@ -3392,11 +3468,11 @@
       <w:pPr>
         <w:pStyle w:val="Ttulo2"/>
       </w:pPr>
-      <w:bookmarkStart w:id="5" w:name="_Toc227848259"/>
+      <w:bookmarkStart w:id="6" w:name="_Toc235515480"/>
       <w:r>
         <w:t>Priorización de requisitos</w:t>
       </w:r>
-      <w:bookmarkEnd w:id="5"/>
+      <w:bookmarkEnd w:id="6"/>
     </w:p>
     <w:p>
       <w:r>
@@ -3702,11 +3778,11 @@
       <w:pPr>
         <w:pStyle w:val="Ttulo2"/>
       </w:pPr>
-      <w:bookmarkStart w:id="6" w:name="_Toc227848260"/>
+      <w:bookmarkStart w:id="7" w:name="_Toc235515481"/>
       <w:r>
         <w:t>Matrices de trazabilidad</w:t>
       </w:r>
-      <w:bookmarkEnd w:id="6"/>
+      <w:bookmarkEnd w:id="7"/>
     </w:p>
     <w:p>
       <w:r>
@@ -4212,11 +4288,11 @@
       <w:pPr>
         <w:pStyle w:val="Ttulo2"/>
       </w:pPr>
-      <w:bookmarkStart w:id="7" w:name="_Toc227848261"/>
+      <w:bookmarkStart w:id="8" w:name="_Toc235515482"/>
       <w:r>
         <w:t>Descomposición funcional</w:t>
       </w:r>
-      <w:bookmarkEnd w:id="7"/>
+      <w:bookmarkEnd w:id="8"/>
     </w:p>
     <w:p>
       <w:r>
@@ -4460,7 +4536,7 @@
       <w:pPr>
         <w:pStyle w:val="Ttulo1"/>
       </w:pPr>
-      <w:bookmarkStart w:id="8" w:name="_Toc227848262"/>
+      <w:bookmarkStart w:id="9" w:name="_Toc235515483"/>
       <w:r>
         <w:lastRenderedPageBreak/>
         <w:t xml:space="preserve">Especificación de requisitos de </w:t>
@@ -4471,7 +4547,7 @@
         </w:rPr>
         <w:t>software</w:t>
       </w:r>
-      <w:bookmarkEnd w:id="8"/>
+      <w:bookmarkEnd w:id="9"/>
     </w:p>
     <w:p>
       <w:r>
@@ -4548,18 +4624,20 @@
           <w:lang w:eastAsia="es-CO"/>
         </w:rPr>
       </w:pPr>
-      <w:bookmarkStart w:id="9" w:name="_Toc227848263"/>
-      <w:bookmarkEnd w:id="9"/>
+      <w:bookmarkStart w:id="10" w:name="_Toc227848263"/>
+      <w:bookmarkStart w:id="11" w:name="_Toc235515484"/>
+      <w:bookmarkEnd w:id="10"/>
+      <w:bookmarkEnd w:id="11"/>
     </w:p>
     <w:p>
       <w:pPr>
         <w:pStyle w:val="Ttulo2"/>
       </w:pPr>
-      <w:bookmarkStart w:id="10" w:name="_Toc227848264"/>
+      <w:bookmarkStart w:id="12" w:name="_Toc235515485"/>
       <w:r>
         <w:t>Estándares internacionales para la especificación de requisitos</w:t>
       </w:r>
-      <w:bookmarkEnd w:id="10"/>
+      <w:bookmarkEnd w:id="12"/>
     </w:p>
     <w:p>
       <w:r>
@@ -4640,7 +4718,7 @@
       <w:pPr>
         <w:pStyle w:val="Ttulo2"/>
       </w:pPr>
-      <w:bookmarkStart w:id="11" w:name="_Toc227848265"/>
+      <w:bookmarkStart w:id="13" w:name="_Toc235515486"/>
       <w:r>
         <w:lastRenderedPageBreak/>
         <w:t xml:space="preserve">Plantillas ERS (Especificación de Requisitos del </w:t>
@@ -4654,7 +4732,7 @@
       <w:r>
         <w:t>)</w:t>
       </w:r>
-      <w:bookmarkEnd w:id="11"/>
+      <w:bookmarkEnd w:id="13"/>
     </w:p>
     <w:p>
       <w:r>
@@ -4956,12 +5034,12 @@
       <w:pPr>
         <w:pStyle w:val="Ttulo2"/>
       </w:pPr>
-      <w:bookmarkStart w:id="12" w:name="_Toc227848266"/>
+      <w:bookmarkStart w:id="14" w:name="_Toc235515487"/>
       <w:r>
         <w:lastRenderedPageBreak/>
         <w:t>Técnicas de documentación de requisitos en proyectos tradicionales</w:t>
       </w:r>
-      <w:bookmarkEnd w:id="12"/>
+      <w:bookmarkEnd w:id="14"/>
     </w:p>
     <w:p>
       <w:r>
@@ -5153,11 +5231,11 @@
       <w:pPr>
         <w:pStyle w:val="Ttulo2"/>
       </w:pPr>
-      <w:bookmarkStart w:id="13" w:name="_Toc227848267"/>
+      <w:bookmarkStart w:id="15" w:name="_Toc235515488"/>
       <w:r>
         <w:t>Técnicas de documentación de requisitos en proyectos ágiles</w:t>
       </w:r>
-      <w:bookmarkEnd w:id="13"/>
+      <w:bookmarkEnd w:id="15"/>
     </w:p>
     <w:p>
       <w:r>
@@ -5340,7 +5418,7 @@
       <w:pPr>
         <w:pStyle w:val="Ttulo1"/>
       </w:pPr>
-      <w:bookmarkStart w:id="14" w:name="_Toc227848268"/>
+      <w:bookmarkStart w:id="16" w:name="_Toc235515489"/>
       <w:r>
         <w:lastRenderedPageBreak/>
         <w:t xml:space="preserve">Validación de requisitos de </w:t>
@@ -5351,7 +5429,7 @@
         </w:rPr>
         <w:t>software</w:t>
       </w:r>
-      <w:bookmarkEnd w:id="14"/>
+      <w:bookmarkEnd w:id="16"/>
     </w:p>
     <w:p>
       <w:r>
@@ -5434,18 +5512,20 @@
           <w:lang w:eastAsia="es-CO"/>
         </w:rPr>
       </w:pPr>
-      <w:bookmarkStart w:id="15" w:name="_Toc227848269"/>
-      <w:bookmarkEnd w:id="15"/>
+      <w:bookmarkStart w:id="17" w:name="_Toc227848269"/>
+      <w:bookmarkStart w:id="18" w:name="_Toc235515490"/>
+      <w:bookmarkEnd w:id="17"/>
+      <w:bookmarkEnd w:id="18"/>
     </w:p>
     <w:p>
       <w:pPr>
         <w:pStyle w:val="Ttulo2"/>
       </w:pPr>
-      <w:bookmarkStart w:id="16" w:name="_Toc227848270"/>
+      <w:bookmarkStart w:id="19" w:name="_Toc235515491"/>
       <w:r>
         <w:t>Criterios de validación de requisitos</w:t>
       </w:r>
-      <w:bookmarkEnd w:id="16"/>
+      <w:bookmarkEnd w:id="19"/>
     </w:p>
     <w:p>
       <w:r>
@@ -5688,11 +5768,11 @@
       <w:pPr>
         <w:pStyle w:val="Ttulo2"/>
       </w:pPr>
-      <w:bookmarkStart w:id="17" w:name="_Toc227848271"/>
+      <w:bookmarkStart w:id="20" w:name="_Toc235515492"/>
       <w:r>
         <w:t>Técnicas de validación de requisitos</w:t>
       </w:r>
-      <w:bookmarkEnd w:id="17"/>
+      <w:bookmarkEnd w:id="20"/>
     </w:p>
     <w:p>
       <w:r>
@@ -5863,11 +5943,11 @@
       <w:pPr>
         <w:pStyle w:val="Ttulo2"/>
       </w:pPr>
-      <w:bookmarkStart w:id="18" w:name="_Toc227848272"/>
+      <w:bookmarkStart w:id="21" w:name="_Toc235515493"/>
       <w:r>
         <w:t>Revisiones, auditorías y prototipos</w:t>
       </w:r>
-      <w:bookmarkEnd w:id="18"/>
+      <w:bookmarkEnd w:id="21"/>
     </w:p>
     <w:p>
       <w:r>
@@ -5987,11 +6067,11 @@
       <w:pPr>
         <w:pStyle w:val="Ttulo2"/>
       </w:pPr>
-      <w:bookmarkStart w:id="19" w:name="_Toc227848273"/>
+      <w:bookmarkStart w:id="22" w:name="_Toc235515494"/>
       <w:r>
         <w:t>Manual de usuario como mecanismo de validación</w:t>
       </w:r>
-      <w:bookmarkEnd w:id="19"/>
+      <w:bookmarkEnd w:id="22"/>
     </w:p>
     <w:p>
       <w:r>
@@ -6238,7 +6318,7 @@
       <w:pPr>
         <w:pStyle w:val="Ttulo1"/>
       </w:pPr>
-      <w:bookmarkStart w:id="20" w:name="_Toc227848274"/>
+      <w:bookmarkStart w:id="23" w:name="_Toc235515495"/>
       <w:r>
         <w:lastRenderedPageBreak/>
         <w:t xml:space="preserve">Gestión de requisitos en proyectos de </w:t>
@@ -6249,7 +6329,7 @@
         </w:rPr>
         <w:t>software</w:t>
       </w:r>
-      <w:bookmarkEnd w:id="20"/>
+      <w:bookmarkEnd w:id="23"/>
     </w:p>
     <w:p>
       <w:r>
@@ -6450,14 +6530,16 @@
           <w:lang w:eastAsia="es-CO"/>
         </w:rPr>
       </w:pPr>
-      <w:bookmarkStart w:id="21" w:name="_Toc227848275"/>
-      <w:bookmarkEnd w:id="21"/>
+      <w:bookmarkStart w:id="24" w:name="_Toc227848275"/>
+      <w:bookmarkStart w:id="25" w:name="_Toc235515496"/>
+      <w:bookmarkEnd w:id="24"/>
+      <w:bookmarkEnd w:id="25"/>
     </w:p>
     <w:p>
       <w:pPr>
         <w:pStyle w:val="Ttulo2"/>
       </w:pPr>
-      <w:bookmarkStart w:id="22" w:name="_Toc227848276"/>
+      <w:bookmarkStart w:id="26" w:name="_Toc235515497"/>
       <w:r>
         <w:t xml:space="preserve">Contratos de </w:t>
       </w:r>
@@ -6470,7 +6552,7 @@
       <w:r>
         <w:t>: requisitos fijos y variables</w:t>
       </w:r>
-      <w:bookmarkEnd w:id="22"/>
+      <w:bookmarkEnd w:id="26"/>
     </w:p>
     <w:p>
       <w:r>
@@ -6956,11 +7038,11 @@
       <w:pPr>
         <w:pStyle w:val="Ttulo2"/>
       </w:pPr>
-      <w:bookmarkStart w:id="23" w:name="_Toc227848277"/>
+      <w:bookmarkStart w:id="27" w:name="_Toc235515498"/>
       <w:r>
         <w:t>Herramientas para la gestión de requisitos</w:t>
       </w:r>
-      <w:bookmarkEnd w:id="23"/>
+      <w:bookmarkEnd w:id="27"/>
     </w:p>
     <w:p>
       <w:r>
@@ -7212,11 +7294,11 @@
       <w:pPr>
         <w:pStyle w:val="Ttulo2"/>
       </w:pPr>
-      <w:bookmarkStart w:id="24" w:name="_Toc227848278"/>
+      <w:bookmarkStart w:id="28" w:name="_Toc235515499"/>
       <w:r>
         <w:t>Tipos y características de herramientas de gestión de requisitos</w:t>
       </w:r>
-      <w:bookmarkEnd w:id="24"/>
+      <w:bookmarkEnd w:id="28"/>
     </w:p>
     <w:p>
       <w:r>
@@ -7622,12 +7704,12 @@
       <w:pPr>
         <w:pStyle w:val="Ttulo2"/>
       </w:pPr>
-      <w:bookmarkStart w:id="25" w:name="_Toc227848279"/>
+      <w:bookmarkStart w:id="29" w:name="_Toc235515500"/>
       <w:r>
         <w:lastRenderedPageBreak/>
         <w:t>Control y gestión de cambios en los requisitos</w:t>
       </w:r>
-      <w:bookmarkEnd w:id="25"/>
+      <w:bookmarkEnd w:id="29"/>
     </w:p>
     <w:p>
       <w:r>
@@ -7817,12 +7899,12 @@
       <w:pPr>
         <w:pStyle w:val="Titulosgenerales"/>
       </w:pPr>
-      <w:bookmarkStart w:id="26" w:name="_Toc227848280"/>
+      <w:bookmarkStart w:id="30" w:name="_Toc235515501"/>
       <w:r>
         <w:lastRenderedPageBreak/>
         <w:t>Síntesis</w:t>
       </w:r>
-      <w:bookmarkEnd w:id="26"/>
+      <w:bookmarkEnd w:id="30"/>
     </w:p>
     <w:p>
       <w:pPr>
@@ -7875,7 +7957,6 @@
           <w:lang w:eastAsia="es-CO"/>
         </w:rPr>
       </w:pPr>
-      <w:bookmarkStart w:id="27" w:name="_GoBack"/>
       <w:r>
         <w:rPr>
           <w:noProof/>
@@ -7927,7 +8008,6 @@
           </wp:inline>
         </w:drawing>
       </w:r>
-      <w:bookmarkEnd w:id="27"/>
     </w:p>
     <w:p>
       <w:pPr>
@@ -7942,14 +8022,14 @@
       <w:pPr>
         <w:pStyle w:val="Titulosgenerales"/>
       </w:pPr>
-      <w:bookmarkStart w:id="28" w:name="_Toc176443725"/>
-      <w:bookmarkStart w:id="29" w:name="_Toc227848281"/>
+      <w:bookmarkStart w:id="31" w:name="_Toc176443725"/>
+      <w:bookmarkStart w:id="32" w:name="_Toc235515502"/>
       <w:r>
         <w:lastRenderedPageBreak/>
         <w:t>Glosario</w:t>
       </w:r>
-      <w:bookmarkEnd w:id="28"/>
-      <w:bookmarkEnd w:id="29"/>
+      <w:bookmarkEnd w:id="31"/>
+      <w:bookmarkEnd w:id="32"/>
     </w:p>
     <w:p>
       <w:pPr>
@@ -8235,8 +8315,8 @@
           <w:lang w:val="es-MX"/>
         </w:rPr>
       </w:pPr>
-      <w:bookmarkStart w:id="30" w:name="_Toc176443726"/>
-      <w:bookmarkStart w:id="31" w:name="_Toc227848282"/>
+      <w:bookmarkStart w:id="33" w:name="_Toc176443726"/>
+      <w:bookmarkStart w:id="34" w:name="_Toc235515503"/>
       <w:r>
         <w:rPr>
           <w:lang w:val="es-MX"/>
@@ -8244,8 +8324,8 @@
         <w:lastRenderedPageBreak/>
         <w:t>Referencias bibliográficas</w:t>
       </w:r>
-      <w:bookmarkEnd w:id="30"/>
-      <w:bookmarkEnd w:id="31"/>
+      <w:bookmarkEnd w:id="33"/>
+      <w:bookmarkEnd w:id="34"/>
     </w:p>
     <w:p>
       <w:pPr>
@@ -8631,14 +8711,14 @@
       <w:pPr>
         <w:pStyle w:val="Titulosgenerales"/>
       </w:pPr>
-      <w:bookmarkStart w:id="32" w:name="_Toc176443727"/>
-      <w:bookmarkStart w:id="33" w:name="_Toc227848283"/>
+      <w:bookmarkStart w:id="35" w:name="_Toc176443727"/>
+      <w:bookmarkStart w:id="36" w:name="_Toc235515504"/>
       <w:r>
         <w:lastRenderedPageBreak/>
         <w:t>Créditos</w:t>
       </w:r>
-      <w:bookmarkEnd w:id="32"/>
-      <w:bookmarkEnd w:id="33"/>
+      <w:bookmarkEnd w:id="35"/>
+      <w:bookmarkEnd w:id="36"/>
     </w:p>
     <w:tbl>
       <w:tblPr>
@@ -13848,6 +13928,15 @@
 </file>
 
 <file path=customXml/item1.xml><?xml version="1.0" encoding="utf-8"?>
+<?mso-contentType ?>
+<FormTemplates xmlns="http://schemas.microsoft.com/sharepoint/v3/contenttype/forms">
+  <Display>DocumentLibraryForm</Display>
+  <Edit>DocumentLibraryForm</Edit>
+  <New>DocumentLibraryForm</New>
+</FormTemplates>
+</file>
+
+<file path=customXml/item2.xml><?xml version="1.0" encoding="utf-8"?>
 <p:properties xmlns:p="http://schemas.microsoft.com/office/2006/metadata/properties" xmlns:xsi="http://www.w3.org/2001/XMLSchema-instance" xmlns:pc="http://schemas.microsoft.com/office/infopath/2007/PartnerControls">
   <documentManagement>
     <TaxCatchAll xmlns="13c90a0b-73bc-4dc0-be5f-28d77b615beb" xsi:nil="true"/>
@@ -13856,15 +13945,6 @@
     </lcf76f155ced4ddcb4097134ff3c332f>
   </documentManagement>
 </p:properties>
-</file>
-
-<file path=customXml/item2.xml><?xml version="1.0" encoding="utf-8"?>
-<?mso-contentType ?>
-<FormTemplates xmlns="http://schemas.microsoft.com/sharepoint/v3/contenttype/forms">
-  <Display>DocumentLibraryForm</Display>
-  <Edit>DocumentLibraryForm</Edit>
-  <New>DocumentLibraryForm</New>
-</FormTemplates>
 </file>
 
 <file path=customXml/item3.xml><?xml version="1.0" encoding="utf-8"?>
@@ -14107,20 +14187,20 @@
 </file>
 
 <file path=customXml/itemProps1.xml><?xml version="1.0" encoding="utf-8"?>
+<ds:datastoreItem xmlns:ds="http://schemas.openxmlformats.org/officeDocument/2006/customXml" ds:itemID="{56D58FF8-7C0F-4131-8AB1-66B761DDF201}">
+  <ds:schemaRefs>
+    <ds:schemaRef ds:uri="http://schemas.microsoft.com/sharepoint/v3/contenttype/forms"/>
+  </ds:schemaRefs>
+</ds:datastoreItem>
+</file>
+
+<file path=customXml/itemProps2.xml><?xml version="1.0" encoding="utf-8"?>
 <ds:datastoreItem xmlns:ds="http://schemas.openxmlformats.org/officeDocument/2006/customXml" ds:itemID="{3F1CA253-C8FB-46D2-B158-C52E6BF78D64}">
   <ds:schemaRefs>
     <ds:schemaRef ds:uri="http://schemas.microsoft.com/office/2006/metadata/properties"/>
     <ds:schemaRef ds:uri="http://schemas.microsoft.com/office/infopath/2007/PartnerControls"/>
     <ds:schemaRef ds:uri="13c90a0b-73bc-4dc0-be5f-28d77b615beb"/>
     <ds:schemaRef ds:uri="13c93bba-48ce-428c-bfe5-88b42c19b028"/>
-  </ds:schemaRefs>
-</ds:datastoreItem>
-</file>
-
-<file path=customXml/itemProps2.xml><?xml version="1.0" encoding="utf-8"?>
-<ds:datastoreItem xmlns:ds="http://schemas.openxmlformats.org/officeDocument/2006/customXml" ds:itemID="{56D58FF8-7C0F-4131-8AB1-66B761DDF201}">
-  <ds:schemaRefs>
-    <ds:schemaRef ds:uri="http://schemas.microsoft.com/sharepoint/v3/contenttype/forms"/>
   </ds:schemaRefs>
 </ds:datastoreItem>
 </file>
@@ -14145,7 +14225,7 @@
 </file>
 
 <file path=customXml/itemProps4.xml><?xml version="1.0" encoding="utf-8"?>
-<ds:datastoreItem xmlns:ds="http://schemas.openxmlformats.org/officeDocument/2006/customXml" ds:itemID="{E3F9D9E6-A944-44F4-8DD1-2EF9C016952E}">
+<ds:datastoreItem xmlns:ds="http://schemas.openxmlformats.org/officeDocument/2006/customXml" ds:itemID="{B5BDF8A5-031B-4574-B9C9-A38BC411B5A9}">
   <ds:schemaRefs>
     <ds:schemaRef ds:uri="http://schemas.openxmlformats.org/officeDocument/2006/bibliography"/>
   </ds:schemaRefs>
